--- a/Volume 1/Chapter 04 - Databases/SPA_Vol1_Ch4_Lesson4_5_INSERT.docx
+++ b/Volume 1/Chapter 04 - Databases/SPA_Vol1_Ch4_Lesson4_5_INSERT.docx
@@ -129,10 +129,10 @@
         <w:pStyle w:val="ListBullet"/>
       </w:pPr>
       <w:r>
-        <w:t>INSERT INTO contacts (name, email, phone) VALUES ('Ada Lovelace', 'ada@example.com', '555-0100') adds one row: it names the table, lists the columns, and gives one value per column, in the same order. id is left out on purpose: its AUTO_INCREMENT (Lesson 4.4) gives the next number. Always list the columns; INSERT INTO contacts VALUES (...) without a list depends on the table's column order and breaks when a column is added. You will also meet several rows in one statement, VALUES (...), (...); this lesson a</w:t>
-      </w:r>
-      <w:r>
-        <w:t>dds one row at a time.</w:t>
+        <w:t>INSERT INTO contacts_c (name, email, phone) VALUES ('Ada Lovelace', 'ada@example.com', '555-0100') adds one row to the C programs' table: it names the table, lists the columns, and gives one value per column, in the same order. id is left out on purpose: its AUTO_INCREMENT (Lesson 4.4) gives the next number. Always list the columns; INSERT INTO contacts_c VALUES (...) without a list depends on the table's column order and breaks when a column is added. You will also meet several rows in one statement, VALUE</w:t>
+      </w:r>
+      <w:r>
+        <w:t>S (...), (...); this lesson adds one row at a time.</w:t>
       </w:r>
     </w:p>
     <w:p>
@@ -156,10 +156,10 @@
         <w:pStyle w:val="ListBullet"/>
       </w:pPr>
       <w:r>
-        <w:t>SQL injection: when outside text is joined into SQL, a quote inside it ends the SQL text early, and everything after it is read as SQL. The attack in this lesson is the name x', 'y', 'z'); DROP TABLE contacts; --. Joined into the INSERT, it closes the name after x, finishes the VALUES list with junk, and adds DROP TABLE contacts; the leftover text is a third statement that fails, but by then the DROP has run. (MySQL's -- comment needs a space after it; # also starts one.) The programs build that text and pr</w:t>
-      </w:r>
-      <w:r>
-        <w:t>int it, and never send it.</w:t>
+        <w:t>SQL injection: when outside text is joined into SQL, a quote inside it ends the SQL text early, and everything after it is read as SQL. The attack in this lesson is the name x', 'y', 'z'); DROP TABLE contacts_c; --. Joined into the INSERT, it closes the name after x, finishes the VALUES list with junk, and adds DROP TABLE contacts_c; the leftover text is a third statement that fails, but by then the DROP has run. (MySQL's -- comment needs a space after it; # also starts one.) The programs build that text an</w:t>
+      </w:r>
+      <w:r>
+        <w:t>d print it, and never send it.</w:t>
       </w:r>
     </w:p>
     <w:p>
@@ -398,7 +398,7 @@
         <w:keepNext/>
       </w:pPr>
       <w:r>
-        <w:t>Data Reset: contacts Empty, in a Known State</w:t>
+        <w:t>Data Reset: the Language's Table Empty, in a Known State</w:t>
       </w:r>
     </w:p>
     <w:p>
@@ -508,7 +508,10 @@
         <w:pStyle w:val="ListBullet"/>
       </w:pPr>
       <w:r>
-        <w:t>Every contact goes through the same steps: trim all three values, validate them (name and email required, at most 100, 254, and 20 characters, an email with one @ and a dot after it, and a phone of only digits, spaces, and + - ( ), or no phone), then either print one Error line and send nothing, or insert it with INSERT INTO contacts (name, email, phone) VALUES (?, ?, ?), in each language's placeholder form, and print Inserted, the trimmed name, and with id, then the new id.</w:t>
+        <w:t>Every contact goes through the same steps: trim all three values, validate them (name and email required, at most 100, 254, and 20 characters, an email with one @ and a dot after it, and a phone of only digits, spaces, and + - ( ), or no phone), then either print one Error line and send nothing, or insert it with INSERT INTO contacts_c (name, email, phone) VALUES (?, ?, ?), with its own language's table (Lesson 4.4) and in its placeholder form, and print Inserted, the trimmed name, and with id, then the new</w:t>
+      </w:r>
+      <w:r>
+        <w:t xml:space="preserve"> id.</w:t>
       </w:r>
     </w:p>
     <w:p>
@@ -685,7 +688,7 @@
         <w:pStyle w:val="CommandBlock"/>
       </w:pPr>
       <w:r>
-        <w:t xml:space="preserve">  sql/reset_contacts.sql</w:t>
+        <w:t xml:space="preserve">  sql/reset_contacts_c.sql</w:t>
       </w:r>
     </w:p>
     <w:p>
@@ -693,6 +696,46 @@
         <w:pStyle w:val="CommandBlock"/>
       </w:pPr>
       <w:r>
+        <w:t xml:space="preserve">  sql/reset_contacts_cpp.sql</w:t>
+      </w:r>
+    </w:p>
+    <w:p>
+      <w:pPr>
+        <w:pStyle w:val="CommandBlock"/>
+      </w:pPr>
+      <w:r>
+        <w:t xml:space="preserve">  sql/reset_contacts_csharp.sql</w:t>
+      </w:r>
+    </w:p>
+    <w:p>
+      <w:pPr>
+        <w:pStyle w:val="CommandBlock"/>
+      </w:pPr>
+      <w:r>
+        <w:t xml:space="preserve">  sql/reset_contacts_go.sql</w:t>
+      </w:r>
+    </w:p>
+    <w:p>
+      <w:pPr>
+        <w:pStyle w:val="CommandBlock"/>
+      </w:pPr>
+      <w:r>
+        <w:t xml:space="preserve">  sql/reset_contacts_python.sql</w:t>
+      </w:r>
+    </w:p>
+    <w:p>
+      <w:pPr>
+        <w:pStyle w:val="CommandBlock"/>
+      </w:pPr>
+      <w:r>
+        <w:t xml:space="preserve">  sql/reset_contacts_typescript.sql</w:t>
+      </w:r>
+    </w:p>
+    <w:p>
+      <w:pPr>
+        <w:pStyle w:val="CommandBlock"/>
+      </w:pPr>
+      <w:r>
         <w:t xml:space="preserve">  typescript/package.json</w:t>
       </w:r>
     </w:p>
@@ -747,7 +790,7 @@
     </w:p>
     <w:p>
       <w:r>
-        <w:t>This lesson uses what Lesson 4.0 set up once for the whole chapter: MySQL Server, the lesson user devuser, the SPA_DB_PASSWORD variable, Visual C++ with Connector/C++, and the mysql client. Setup has three steps: the lesson folder, the connectors inside it, and the Data Reset, which puts the contacts table into a known state.</w:t>
+        <w:t>This lesson uses what Lesson 4.0 set up once for the whole chapter: MySQL Server, the lesson user devuser, the SPA_DB_PASSWORD variable, Visual C++ with Connector/C++, and the mysql client. Setup has three steps: the lesson folder, the connectors inside it, and the Data Reset, which puts each language's contacts table into a known state.</w:t>
       </w:r>
     </w:p>
     <w:p>
@@ -1700,7 +1743,7 @@
         <w:t>Setup owns the database's state: it puts the contacts table into a known state, so the lesson works whichever lessons you ran before it. For this lesson the known state is an empty table, built again with Lesson 4.4's definition, so the first contact a program adds gets id 1. Any rows from earlier lessons are deleted. The SQL is in a file, because it is several statements. Remember, in a file of SQL statements each one ends with a semicolon (Lesson 4.3). DROP TABLE IF EXISTS removes the table and all its ro</w:t>
       </w:r>
       <w:r>
-        <w:t>ws, and does nothing when there is no such table, so the file works on the first run too.</w:t>
+        <w:t>ws, and does nothing when there is no such table, so the file works on the first run too. Remember, each language keeps its own table, so each has its own reset file, which touches only that table: reset_contacts_c.sql resets contacts_c, and running it never changes another language's rows. The six files differ only in the language's name.</w:t>
       </w:r>
     </w:p>
     <w:p>
@@ -1713,41 +1756,49 @@
         <w:pStyle w:val="Heading3"/>
       </w:pPr>
       <w:r>
-        <w:t>sql/reset_contacts.sql</w:t>
-      </w:r>
-    </w:p>
-    <w:p>
-      <w:pPr>
-        <w:pStyle w:val="SourceCode"/>
-        <w:keepNext/>
-      </w:pPr>
-      <w:r>
-        <w:t>-- Lesson 4.5's known state. This file resets the contacts table: it drops</w:t>
-      </w:r>
-    </w:p>
-    <w:p>
-      <w:pPr>
-        <w:pStyle w:val="SourceCode"/>
-        <w:keepNext/>
-      </w:pPr>
-      <w:r>
-        <w:t>-- the table, with any rows earlier lessons or your own experiments left in</w:t>
-      </w:r>
-    </w:p>
-    <w:p>
-      <w:pPr>
-        <w:pStyle w:val="SourceCode"/>
-      </w:pPr>
-      <w:r>
-        <w:t>-- it, and builds it again, empty. The first contact a program adds then</w:t>
-      </w:r>
-    </w:p>
-    <w:p>
-      <w:pPr>
-        <w:pStyle w:val="SourceCode"/>
-      </w:pPr>
-      <w:r>
-        <w:t>-- gets id 1, and every run prints the same ids.</w:t>
+        <w:t>sql/reset_contacts_c.sql</w:t>
+      </w:r>
+    </w:p>
+    <w:p>
+      <w:pPr>
+        <w:pStyle w:val="SourceCode"/>
+        <w:keepNext/>
+      </w:pPr>
+      <w:r>
+        <w:t>-- Lesson 4.5's known state for C. This file resets contacts_c, the C</w:t>
+      </w:r>
+    </w:p>
+    <w:p>
+      <w:pPr>
+        <w:pStyle w:val="SourceCode"/>
+        <w:keepNext/>
+      </w:pPr>
+      <w:r>
+        <w:t>-- programs' own contacts table: it drops the table, with any rows earlier</w:t>
+      </w:r>
+    </w:p>
+    <w:p>
+      <w:pPr>
+        <w:pStyle w:val="SourceCode"/>
+      </w:pPr>
+      <w:r>
+        <w:t>-- lessons or your own experiments left in it, and builds it again, empty.</w:t>
+      </w:r>
+    </w:p>
+    <w:p>
+      <w:pPr>
+        <w:pStyle w:val="SourceCode"/>
+      </w:pPr>
+      <w:r>
+        <w:t>-- The first contact a program adds then gets id 1, and every run prints the</w:t>
+      </w:r>
+    </w:p>
+    <w:p>
+      <w:pPr>
+        <w:pStyle w:val="SourceCode"/>
+      </w:pPr>
+      <w:r>
+        <w:t>-- same ids.</w:t>
       </w:r>
     </w:p>
     <w:p>
@@ -1776,28 +1827,28 @@
         <w:pStyle w:val="SourceCode"/>
       </w:pPr>
       <w:r>
-        <w:t>DROP TABLE IF EXISTS contacts;</w:t>
-      </w:r>
-    </w:p>
-    <w:p>
-      <w:pPr>
-        <w:pStyle w:val="SourceCode"/>
-      </w:pPr>
-    </w:p>
-    <w:p>
-      <w:pPr>
-        <w:pStyle w:val="SourceCode"/>
-      </w:pPr>
-      <w:r>
-        <w:t>-- Lesson 4.4's contacts table, exactly as it defined it.</w:t>
-      </w:r>
-    </w:p>
-    <w:p>
-      <w:pPr>
-        <w:pStyle w:val="SourceCode"/>
-      </w:pPr>
-      <w:r>
-        <w:t>CREATE TABLE contacts (</w:t>
+        <w:t>DROP TABLE IF EXISTS contacts_c;</w:t>
+      </w:r>
+    </w:p>
+    <w:p>
+      <w:pPr>
+        <w:pStyle w:val="SourceCode"/>
+      </w:pPr>
+    </w:p>
+    <w:p>
+      <w:pPr>
+        <w:pStyle w:val="SourceCode"/>
+      </w:pPr>
+      <w:r>
+        <w:t>-- Lesson 4.4's contacts_c table, exactly as it defined it.</w:t>
+      </w:r>
+    </w:p>
+    <w:p>
+      <w:pPr>
+        <w:pStyle w:val="SourceCode"/>
+      </w:pPr>
+      <w:r>
+        <w:t>CREATE TABLE contacts_c (</w:t>
       </w:r>
     </w:p>
     <w:p>
@@ -1848,26 +1899,761 @@
       </w:pPr>
     </w:p>
     <w:p>
-      <w:r>
-        <w:t>The first client command is Lesson 4.2's CREATE DATABASE IF NOT EXISTS spa_contacts, so this lesson works even if you start here. The second runs the file: source is the mysql client's own command, not SQL, and it runs every statement in a file, in order, printing nothing when they succeed. This client runs its own commands from -e only when --commands is given; without it, the server receives the word source and reports a syntax error. On Linux or macOS, &lt; sends the file to the client's input instead, whic</w:t>
-      </w:r>
-      <w:r>
-        <w:t>h does the same. Windows does not use that form: PowerShell has no &lt; for sending a file to a program, and piping the file with Get-Content can add an invisible byte-order mark that the client rejects, so on Windows the client reads the file itself with source. Inside that command the path is written ./sql/reset_contacts.sql, with forward slashes, even on Windows, because the client reads a backslash as the start of one of its own commands.Remember, MYSQL_PWD lasts only until the block's last line, and -D na</w:t>
-      </w:r>
-      <w:r>
-        <w:t>mes the database.</w:t>
-      </w:r>
-    </w:p>
-    <w:p>
-      <w:pPr>
-        <w:keepNext/>
-      </w:pPr>
-    </w:p>
-    <w:p>
       <w:pPr>
         <w:pStyle w:val="Heading3"/>
       </w:pPr>
       <w:r>
+        <w:t>sql/reset_contacts_cpp.sql</w:t>
+      </w:r>
+    </w:p>
+    <w:p>
+      <w:pPr>
+        <w:pStyle w:val="SourceCode"/>
+        <w:keepNext/>
+      </w:pPr>
+      <w:r>
+        <w:t>-- Lesson 4.5's known state for C++. This file resets contacts_cpp, the C++</w:t>
+      </w:r>
+    </w:p>
+    <w:p>
+      <w:pPr>
+        <w:pStyle w:val="SourceCode"/>
+        <w:keepNext/>
+      </w:pPr>
+      <w:r>
+        <w:t>-- programs' own contacts table: it drops the table, with any rows earlier</w:t>
+      </w:r>
+    </w:p>
+    <w:p>
+      <w:pPr>
+        <w:pStyle w:val="SourceCode"/>
+      </w:pPr>
+      <w:r>
+        <w:t>-- lessons or your own experiments left in it, and builds it again, empty.</w:t>
+      </w:r>
+    </w:p>
+    <w:p>
+      <w:pPr>
+        <w:pStyle w:val="SourceCode"/>
+      </w:pPr>
+      <w:r>
+        <w:t>-- The first contact a program adds then gets id 1, and every run prints the</w:t>
+      </w:r>
+    </w:p>
+    <w:p>
+      <w:pPr>
+        <w:pStyle w:val="SourceCode"/>
+      </w:pPr>
+      <w:r>
+        <w:t>-- same ids.</w:t>
+      </w:r>
+    </w:p>
+    <w:p>
+      <w:pPr>
+        <w:pStyle w:val="SourceCode"/>
+      </w:pPr>
+    </w:p>
+    <w:p>
+      <w:pPr>
+        <w:pStyle w:val="SourceCode"/>
+      </w:pPr>
+      <w:r>
+        <w:t>-- Remove the old table and every row in it (Lesson 4.4). IF EXISTS skips</w:t>
+      </w:r>
+    </w:p>
+    <w:p>
+      <w:pPr>
+        <w:pStyle w:val="SourceCode"/>
+      </w:pPr>
+      <w:r>
+        <w:t>-- this when there is no table yet.</w:t>
+      </w:r>
+    </w:p>
+    <w:p>
+      <w:pPr>
+        <w:pStyle w:val="SourceCode"/>
+      </w:pPr>
+      <w:r>
+        <w:t>DROP TABLE IF EXISTS contacts_cpp;</w:t>
+      </w:r>
+    </w:p>
+    <w:p>
+      <w:pPr>
+        <w:pStyle w:val="SourceCode"/>
+      </w:pPr>
+    </w:p>
+    <w:p>
+      <w:pPr>
+        <w:pStyle w:val="SourceCode"/>
+      </w:pPr>
+      <w:r>
+        <w:t>-- Lesson 4.4's contacts_cpp table, exactly as it defined it.</w:t>
+      </w:r>
+    </w:p>
+    <w:p>
+      <w:pPr>
+        <w:pStyle w:val="SourceCode"/>
+      </w:pPr>
+      <w:r>
+        <w:t>CREATE TABLE contacts_cpp (</w:t>
+      </w:r>
+    </w:p>
+    <w:p>
+      <w:pPr>
+        <w:pStyle w:val="SourceCode"/>
+      </w:pPr>
+      <w:r>
+        <w:t xml:space="preserve">    id    INT AUTO_INCREMENT PRIMARY KEY,</w:t>
+      </w:r>
+    </w:p>
+    <w:p>
+      <w:pPr>
+        <w:pStyle w:val="SourceCode"/>
+      </w:pPr>
+      <w:r>
+        <w:t xml:space="preserve">    name  VARCHAR(100) NOT NULL,</w:t>
+      </w:r>
+    </w:p>
+    <w:p>
+      <w:pPr>
+        <w:pStyle w:val="SourceCode"/>
+        <w:keepNext/>
+      </w:pPr>
+      <w:r>
+        <w:t xml:space="preserve">    email VARCHAR(254) NOT NULL UNIQUE,</w:t>
+      </w:r>
+    </w:p>
+    <w:p>
+      <w:pPr>
+        <w:pStyle w:val="SourceCode"/>
+        <w:keepNext/>
+      </w:pPr>
+      <w:r>
+        <w:t xml:space="preserve">    phone VARCHAR(20)  NULL</w:t>
+      </w:r>
+    </w:p>
+    <w:p>
+      <w:pPr>
+        <w:pStyle w:val="SourceCode"/>
+      </w:pPr>
+      <w:r>
+        <w:t>) CHARACTER SET utf8mb4;</w:t>
+      </w:r>
+    </w:p>
+    <w:p>
+      <w:pPr>
+        <w:keepNext/>
+      </w:pPr>
+    </w:p>
+    <w:p>
+      <w:pPr>
+        <w:pStyle w:val="Heading3"/>
+      </w:pPr>
+      <w:r>
+        <w:t>sql/reset_contacts_csharp.sql</w:t>
+      </w:r>
+    </w:p>
+    <w:p>
+      <w:pPr>
+        <w:pStyle w:val="SourceCode"/>
+        <w:keepNext/>
+      </w:pPr>
+      <w:r>
+        <w:t>-- Lesson 4.5's known state for C#. This file resets contacts_csharp, the C#</w:t>
+      </w:r>
+    </w:p>
+    <w:p>
+      <w:pPr>
+        <w:pStyle w:val="SourceCode"/>
+        <w:keepNext/>
+      </w:pPr>
+      <w:r>
+        <w:t>-- programs' own contacts table: it drops the table, with any rows earlier</w:t>
+      </w:r>
+    </w:p>
+    <w:p>
+      <w:pPr>
+        <w:pStyle w:val="SourceCode"/>
+      </w:pPr>
+      <w:r>
+        <w:t>-- lessons or your own experiments left in it, and builds it again, empty.</w:t>
+      </w:r>
+    </w:p>
+    <w:p>
+      <w:pPr>
+        <w:pStyle w:val="SourceCode"/>
+      </w:pPr>
+      <w:r>
+        <w:t>-- The first contact a program adds then gets id 1, and every run prints the</w:t>
+      </w:r>
+    </w:p>
+    <w:p>
+      <w:pPr>
+        <w:pStyle w:val="SourceCode"/>
+      </w:pPr>
+      <w:r>
+        <w:t>-- same ids.</w:t>
+      </w:r>
+    </w:p>
+    <w:p>
+      <w:pPr>
+        <w:pStyle w:val="SourceCode"/>
+      </w:pPr>
+    </w:p>
+    <w:p>
+      <w:pPr>
+        <w:pStyle w:val="SourceCode"/>
+      </w:pPr>
+      <w:r>
+        <w:t>-- Remove the old table and every row in it (Lesson 4.4). IF EXISTS skips</w:t>
+      </w:r>
+    </w:p>
+    <w:p>
+      <w:pPr>
+        <w:pStyle w:val="SourceCode"/>
+      </w:pPr>
+      <w:r>
+        <w:t>-- this when there is no table yet.</w:t>
+      </w:r>
+    </w:p>
+    <w:p>
+      <w:pPr>
+        <w:pStyle w:val="SourceCode"/>
+      </w:pPr>
+      <w:r>
+        <w:t>DROP TABLE IF EXISTS contacts_csharp;</w:t>
+      </w:r>
+    </w:p>
+    <w:p>
+      <w:pPr>
+        <w:pStyle w:val="SourceCode"/>
+      </w:pPr>
+    </w:p>
+    <w:p>
+      <w:pPr>
+        <w:pStyle w:val="SourceCode"/>
+      </w:pPr>
+      <w:r>
+        <w:t>-- Lesson 4.4's contacts_csharp table, exactly as it defined it.</w:t>
+      </w:r>
+    </w:p>
+    <w:p>
+      <w:pPr>
+        <w:pStyle w:val="SourceCode"/>
+      </w:pPr>
+      <w:r>
+        <w:t>CREATE TABLE contacts_csharp (</w:t>
+      </w:r>
+    </w:p>
+    <w:p>
+      <w:pPr>
+        <w:pStyle w:val="SourceCode"/>
+      </w:pPr>
+      <w:r>
+        <w:t xml:space="preserve">    id    INT AUTO_INCREMENT PRIMARY KEY,</w:t>
+      </w:r>
+    </w:p>
+    <w:p>
+      <w:pPr>
+        <w:pStyle w:val="SourceCode"/>
+      </w:pPr>
+      <w:r>
+        <w:t xml:space="preserve">    name  VARCHAR(100) NOT NULL,</w:t>
+      </w:r>
+    </w:p>
+    <w:p>
+      <w:pPr>
+        <w:pStyle w:val="SourceCode"/>
+        <w:keepNext/>
+      </w:pPr>
+      <w:r>
+        <w:t xml:space="preserve">    email VARCHAR(254) NOT NULL UNIQUE,</w:t>
+      </w:r>
+    </w:p>
+    <w:p>
+      <w:pPr>
+        <w:pStyle w:val="SourceCode"/>
+        <w:keepNext/>
+      </w:pPr>
+      <w:r>
+        <w:t xml:space="preserve">    phone VARCHAR(20)  NULL</w:t>
+      </w:r>
+    </w:p>
+    <w:p>
+      <w:pPr>
+        <w:pStyle w:val="SourceCode"/>
+      </w:pPr>
+      <w:r>
+        <w:t>) CHARACTER SET utf8mb4;</w:t>
+      </w:r>
+    </w:p>
+    <w:p>
+      <w:pPr>
+        <w:keepNext/>
+      </w:pPr>
+    </w:p>
+    <w:p>
+      <w:pPr>
+        <w:pStyle w:val="Heading3"/>
+      </w:pPr>
+      <w:r>
+        <w:t>sql/reset_contacts_go.sql</w:t>
+      </w:r>
+    </w:p>
+    <w:p>
+      <w:pPr>
+        <w:pStyle w:val="SourceCode"/>
+        <w:keepNext/>
+      </w:pPr>
+      <w:r>
+        <w:t>-- Lesson 4.5's known state for Go. This file resets contacts_go, the Go</w:t>
+      </w:r>
+    </w:p>
+    <w:p>
+      <w:pPr>
+        <w:pStyle w:val="SourceCode"/>
+        <w:keepNext/>
+      </w:pPr>
+      <w:r>
+        <w:t>-- programs' own contacts table: it drops the table, with any rows earlier</w:t>
+      </w:r>
+    </w:p>
+    <w:p>
+      <w:pPr>
+        <w:pStyle w:val="SourceCode"/>
+      </w:pPr>
+      <w:r>
+        <w:t>-- lessons or your own experiments left in it, and builds it again, empty.</w:t>
+      </w:r>
+    </w:p>
+    <w:p>
+      <w:pPr>
+        <w:pStyle w:val="SourceCode"/>
+      </w:pPr>
+      <w:r>
+        <w:t>-- The first contact a program adds then gets id 1, and every run prints the</w:t>
+      </w:r>
+    </w:p>
+    <w:p>
+      <w:pPr>
+        <w:pStyle w:val="SourceCode"/>
+      </w:pPr>
+      <w:r>
+        <w:t>-- same ids.</w:t>
+      </w:r>
+    </w:p>
+    <w:p>
+      <w:pPr>
+        <w:pStyle w:val="SourceCode"/>
+      </w:pPr>
+    </w:p>
+    <w:p>
+      <w:pPr>
+        <w:pStyle w:val="SourceCode"/>
+      </w:pPr>
+      <w:r>
+        <w:t>-- Remove the old table and every row in it (Lesson 4.4). IF EXISTS skips</w:t>
+      </w:r>
+    </w:p>
+    <w:p>
+      <w:pPr>
+        <w:pStyle w:val="SourceCode"/>
+      </w:pPr>
+      <w:r>
+        <w:t>-- this when there is no table yet.</w:t>
+      </w:r>
+    </w:p>
+    <w:p>
+      <w:pPr>
+        <w:pStyle w:val="SourceCode"/>
+      </w:pPr>
+      <w:r>
+        <w:t>DROP TABLE IF EXISTS contacts_go;</w:t>
+      </w:r>
+    </w:p>
+    <w:p>
+      <w:pPr>
+        <w:pStyle w:val="SourceCode"/>
+      </w:pPr>
+    </w:p>
+    <w:p>
+      <w:pPr>
+        <w:pStyle w:val="SourceCode"/>
+      </w:pPr>
+      <w:r>
+        <w:t>-- Lesson 4.4's contacts_go table, exactly as it defined it.</w:t>
+      </w:r>
+    </w:p>
+    <w:p>
+      <w:pPr>
+        <w:pStyle w:val="SourceCode"/>
+      </w:pPr>
+      <w:r>
+        <w:t>CREATE TABLE contacts_go (</w:t>
+      </w:r>
+    </w:p>
+    <w:p>
+      <w:pPr>
+        <w:pStyle w:val="SourceCode"/>
+      </w:pPr>
+      <w:r>
+        <w:t xml:space="preserve">    id    INT AUTO_INCREMENT PRIMARY KEY,</w:t>
+      </w:r>
+    </w:p>
+    <w:p>
+      <w:pPr>
+        <w:pStyle w:val="SourceCode"/>
+      </w:pPr>
+      <w:r>
+        <w:t xml:space="preserve">    name  VARCHAR(100) NOT NULL,</w:t>
+      </w:r>
+    </w:p>
+    <w:p>
+      <w:pPr>
+        <w:pStyle w:val="SourceCode"/>
+        <w:keepNext/>
+      </w:pPr>
+      <w:r>
+        <w:t xml:space="preserve">    email VARCHAR(254) NOT NULL UNIQUE,</w:t>
+      </w:r>
+    </w:p>
+    <w:p>
+      <w:pPr>
+        <w:pStyle w:val="SourceCode"/>
+        <w:keepNext/>
+      </w:pPr>
+      <w:r>
+        <w:t xml:space="preserve">    phone VARCHAR(20)  NULL</w:t>
+      </w:r>
+    </w:p>
+    <w:p>
+      <w:pPr>
+        <w:pStyle w:val="SourceCode"/>
+      </w:pPr>
+      <w:r>
+        <w:t>) CHARACTER SET utf8mb4;</w:t>
+      </w:r>
+    </w:p>
+    <w:p>
+      <w:pPr>
+        <w:keepNext/>
+      </w:pPr>
+    </w:p>
+    <w:p>
+      <w:pPr>
+        <w:pStyle w:val="Heading3"/>
+      </w:pPr>
+      <w:r>
+        <w:t>sql/reset_contacts_python.sql</w:t>
+      </w:r>
+    </w:p>
+    <w:p>
+      <w:pPr>
+        <w:pStyle w:val="SourceCode"/>
+        <w:keepNext/>
+      </w:pPr>
+      <w:r>
+        <w:t>-- Lesson 4.5's known state for Python. This file resets contacts_python,</w:t>
+      </w:r>
+    </w:p>
+    <w:p>
+      <w:pPr>
+        <w:pStyle w:val="SourceCode"/>
+        <w:keepNext/>
+      </w:pPr>
+      <w:r>
+        <w:t>-- the Python programs' own contacts table: it drops the table, with any</w:t>
+      </w:r>
+    </w:p>
+    <w:p>
+      <w:pPr>
+        <w:pStyle w:val="SourceCode"/>
+      </w:pPr>
+      <w:r>
+        <w:t>-- rows earlier lessons or your own experiments left in it, and builds it</w:t>
+      </w:r>
+    </w:p>
+    <w:p>
+      <w:pPr>
+        <w:pStyle w:val="SourceCode"/>
+      </w:pPr>
+      <w:r>
+        <w:t>-- again, empty. The first contact a program adds then gets id 1, and every</w:t>
+      </w:r>
+    </w:p>
+    <w:p>
+      <w:pPr>
+        <w:pStyle w:val="SourceCode"/>
+      </w:pPr>
+      <w:r>
+        <w:t>-- run prints the same ids.</w:t>
+      </w:r>
+    </w:p>
+    <w:p>
+      <w:pPr>
+        <w:pStyle w:val="SourceCode"/>
+      </w:pPr>
+    </w:p>
+    <w:p>
+      <w:pPr>
+        <w:pStyle w:val="SourceCode"/>
+      </w:pPr>
+      <w:r>
+        <w:t>-- Remove the old table and every row in it (Lesson 4.4). IF EXISTS skips</w:t>
+      </w:r>
+    </w:p>
+    <w:p>
+      <w:pPr>
+        <w:pStyle w:val="SourceCode"/>
+      </w:pPr>
+      <w:r>
+        <w:t>-- this when there is no table yet.</w:t>
+      </w:r>
+    </w:p>
+    <w:p>
+      <w:pPr>
+        <w:pStyle w:val="SourceCode"/>
+      </w:pPr>
+      <w:r>
+        <w:t>DROP TABLE IF EXISTS contacts_python;</w:t>
+      </w:r>
+    </w:p>
+    <w:p>
+      <w:pPr>
+        <w:pStyle w:val="SourceCode"/>
+      </w:pPr>
+    </w:p>
+    <w:p>
+      <w:pPr>
+        <w:pStyle w:val="SourceCode"/>
+      </w:pPr>
+      <w:r>
+        <w:t>-- Lesson 4.4's contacts_python table, exactly as it defined it.</w:t>
+      </w:r>
+    </w:p>
+    <w:p>
+      <w:pPr>
+        <w:pStyle w:val="SourceCode"/>
+      </w:pPr>
+      <w:r>
+        <w:t>CREATE TABLE contacts_python (</w:t>
+      </w:r>
+    </w:p>
+    <w:p>
+      <w:pPr>
+        <w:pStyle w:val="SourceCode"/>
+      </w:pPr>
+      <w:r>
+        <w:t xml:space="preserve">    id    INT AUTO_INCREMENT PRIMARY KEY,</w:t>
+      </w:r>
+    </w:p>
+    <w:p>
+      <w:pPr>
+        <w:pStyle w:val="SourceCode"/>
+      </w:pPr>
+      <w:r>
+        <w:t xml:space="preserve">    name  VARCHAR(100) NOT NULL,</w:t>
+      </w:r>
+    </w:p>
+    <w:p>
+      <w:pPr>
+        <w:pStyle w:val="SourceCode"/>
+        <w:keepNext/>
+      </w:pPr>
+      <w:r>
+        <w:t xml:space="preserve">    email VARCHAR(254) NOT NULL UNIQUE,</w:t>
+      </w:r>
+    </w:p>
+    <w:p>
+      <w:pPr>
+        <w:pStyle w:val="SourceCode"/>
+        <w:keepNext/>
+      </w:pPr>
+      <w:r>
+        <w:t xml:space="preserve">    phone VARCHAR(20)  NULL</w:t>
+      </w:r>
+    </w:p>
+    <w:p>
+      <w:pPr>
+        <w:pStyle w:val="SourceCode"/>
+      </w:pPr>
+      <w:r>
+        <w:t>) CHARACTER SET utf8mb4;</w:t>
+      </w:r>
+    </w:p>
+    <w:p>
+      <w:pPr>
+        <w:keepNext/>
+      </w:pPr>
+    </w:p>
+    <w:p>
+      <w:pPr>
+        <w:pStyle w:val="Heading3"/>
+      </w:pPr>
+      <w:r>
+        <w:t>sql/reset_contacts_typescript.sql</w:t>
+      </w:r>
+    </w:p>
+    <w:p>
+      <w:pPr>
+        <w:pStyle w:val="SourceCode"/>
+        <w:keepNext/>
+      </w:pPr>
+      <w:r>
+        <w:t>-- Lesson 4.5's known state for TypeScript. This file resets</w:t>
+      </w:r>
+    </w:p>
+    <w:p>
+      <w:pPr>
+        <w:pStyle w:val="SourceCode"/>
+        <w:keepNext/>
+      </w:pPr>
+      <w:r>
+        <w:t>-- contacts_typescript, the TypeScript programs' own contacts table: it</w:t>
+      </w:r>
+    </w:p>
+    <w:p>
+      <w:pPr>
+        <w:pStyle w:val="SourceCode"/>
+      </w:pPr>
+      <w:r>
+        <w:t>-- drops the table, with any rows earlier lessons or your own experiments</w:t>
+      </w:r>
+    </w:p>
+    <w:p>
+      <w:pPr>
+        <w:pStyle w:val="SourceCode"/>
+      </w:pPr>
+      <w:r>
+        <w:t>-- left in it, and builds it again, empty. The first contact a program adds</w:t>
+      </w:r>
+    </w:p>
+    <w:p>
+      <w:pPr>
+        <w:pStyle w:val="SourceCode"/>
+      </w:pPr>
+      <w:r>
+        <w:t>-- then gets id 1, and every run prints the same ids.</w:t>
+      </w:r>
+    </w:p>
+    <w:p>
+      <w:pPr>
+        <w:pStyle w:val="SourceCode"/>
+      </w:pPr>
+    </w:p>
+    <w:p>
+      <w:pPr>
+        <w:pStyle w:val="SourceCode"/>
+      </w:pPr>
+      <w:r>
+        <w:t>-- Remove the old table and every row in it (Lesson 4.4). IF EXISTS skips</w:t>
+      </w:r>
+    </w:p>
+    <w:p>
+      <w:pPr>
+        <w:pStyle w:val="SourceCode"/>
+      </w:pPr>
+      <w:r>
+        <w:t>-- this when there is no table yet.</w:t>
+      </w:r>
+    </w:p>
+    <w:p>
+      <w:pPr>
+        <w:pStyle w:val="SourceCode"/>
+      </w:pPr>
+      <w:r>
+        <w:t>DROP TABLE IF EXISTS contacts_typescript;</w:t>
+      </w:r>
+    </w:p>
+    <w:p>
+      <w:pPr>
+        <w:pStyle w:val="SourceCode"/>
+      </w:pPr>
+    </w:p>
+    <w:p>
+      <w:pPr>
+        <w:pStyle w:val="SourceCode"/>
+      </w:pPr>
+      <w:r>
+        <w:t>-- Lesson 4.4's contacts_typescript table, exactly as it defined it.</w:t>
+      </w:r>
+    </w:p>
+    <w:p>
+      <w:pPr>
+        <w:pStyle w:val="SourceCode"/>
+      </w:pPr>
+      <w:r>
+        <w:t>CREATE TABLE contacts_typescript (</w:t>
+      </w:r>
+    </w:p>
+    <w:p>
+      <w:pPr>
+        <w:pStyle w:val="SourceCode"/>
+      </w:pPr>
+      <w:r>
+        <w:t xml:space="preserve">    id    INT AUTO_INCREMENT PRIMARY KEY,</w:t>
+      </w:r>
+    </w:p>
+    <w:p>
+      <w:pPr>
+        <w:pStyle w:val="SourceCode"/>
+      </w:pPr>
+      <w:r>
+        <w:t xml:space="preserve">    name  VARCHAR(100) NOT NULL,</w:t>
+      </w:r>
+    </w:p>
+    <w:p>
+      <w:pPr>
+        <w:pStyle w:val="SourceCode"/>
+        <w:keepNext/>
+      </w:pPr>
+      <w:r>
+        <w:t xml:space="preserve">    email VARCHAR(254) NOT NULL UNIQUE,</w:t>
+      </w:r>
+    </w:p>
+    <w:p>
+      <w:pPr>
+        <w:pStyle w:val="SourceCode"/>
+        <w:keepNext/>
+      </w:pPr>
+      <w:r>
+        <w:t xml:space="preserve">    phone VARCHAR(20)  NULL</w:t>
+      </w:r>
+    </w:p>
+    <w:p>
+      <w:pPr>
+        <w:pStyle w:val="SourceCode"/>
+      </w:pPr>
+      <w:r>
+        <w:t>) CHARACTER SET utf8mb4;</w:t>
+      </w:r>
+    </w:p>
+    <w:p>
+      <w:pPr>
+        <w:keepNext/>
+      </w:pPr>
+    </w:p>
+    <w:p>
+      <w:r>
+        <w:t>The first client command is Lesson 4.2's CREATE DATABASE IF NOT EXISTS spa_contacts, so this lesson works even if you start here. The next six run the files, one per language: source is the mysql client's own command, not SQL, and it runs every statement in a file, in order, printing nothing when they succeed. This client runs its own commands from -e only when --commands is given; without it, the server receives the word source and reports a syntax error. On Linux or macOS, &lt; sends the file to the client's</w:t>
+      </w:r>
+      <w:r>
+        <w:t xml:space="preserve"> input instead, which does the same. Windows does not use that form: PowerShell has no &lt; for sending a file to a program, and piping the file with Get-Content can add an invisible byte-order mark that the client rejects, so on Windows the client reads the file itself with source. Inside that command the path is written ./sql/reset_contacts_c.sql, with forward slashes, even on Windows, because the client reads a backslash as the start of one of its own commands.Remember, MYSQL_PWD lasts only until the block'</w:t>
+      </w:r>
+      <w:r>
+        <w:t>s last line, and -D names the database.</w:t>
+      </w:r>
+    </w:p>
+    <w:p>
+      <w:pPr>
+        <w:keepNext/>
+      </w:pPr>
+    </w:p>
+    <w:p>
+      <w:pPr>
+        <w:pStyle w:val="Heading3"/>
+      </w:pPr>
+      <w:r>
         <w:t>Windows PowerShell Data Reset</w:t>
       </w:r>
     </w:p>
@@ -1892,7 +2678,6 @@
     <w:p>
       <w:pPr>
         <w:pStyle w:val="CommandBlock"/>
-        <w:keepNext/>
       </w:pPr>
       <w:r>
         <w:t>&amp; $mysql -u devuser -h 127.0.0.1 -P 3306 `</w:t>
@@ -1901,7 +2686,6 @@
     <w:p>
       <w:pPr>
         <w:pStyle w:val="CommandBlock"/>
-        <w:keepNext/>
       </w:pPr>
       <w:r>
         <w:t xml:space="preserve">    -e "CREATE DATABASE IF NOT EXISTS spa_contacts"</w:t>
@@ -1910,7 +2694,6 @@
     <w:p>
       <w:pPr>
         <w:pStyle w:val="CommandBlock"/>
-        <w:keepNext/>
       </w:pPr>
       <w:r>
         <w:t>&amp; $mysql -u devuser -h 127.0.0.1 -P 3306 -D spa_contacts --commands `</w:t>
@@ -1919,10 +2702,9 @@
     <w:p>
       <w:pPr>
         <w:pStyle w:val="CommandBlock"/>
-        <w:keepNext/>
-      </w:pPr>
-      <w:r>
-        <w:t xml:space="preserve">    -e "source ./sql/reset_contacts.sql"</w:t>
+      </w:pPr>
+      <w:r>
+        <w:t xml:space="preserve">    -e "source ./sql/reset_contacts_c.sql"</w:t>
       </w:r>
     </w:p>
     <w:p>
@@ -1930,6 +2712,88 @@
         <w:pStyle w:val="CommandBlock"/>
       </w:pPr>
       <w:r>
+        <w:t>&amp; $mysql -u devuser -h 127.0.0.1 -P 3306 -D spa_contacts --commands `</w:t>
+      </w:r>
+    </w:p>
+    <w:p>
+      <w:pPr>
+        <w:pStyle w:val="CommandBlock"/>
+      </w:pPr>
+      <w:r>
+        <w:t xml:space="preserve">    -e "source ./sql/reset_contacts_cpp.sql"</w:t>
+      </w:r>
+    </w:p>
+    <w:p>
+      <w:pPr>
+        <w:pStyle w:val="CommandBlock"/>
+      </w:pPr>
+      <w:r>
+        <w:t>&amp; $mysql -u devuser -h 127.0.0.1 -P 3306 -D spa_contacts --commands `</w:t>
+      </w:r>
+    </w:p>
+    <w:p>
+      <w:pPr>
+        <w:pStyle w:val="CommandBlock"/>
+      </w:pPr>
+      <w:r>
+        <w:t xml:space="preserve">    -e "source ./sql/reset_contacts_csharp.sql"</w:t>
+      </w:r>
+    </w:p>
+    <w:p>
+      <w:pPr>
+        <w:pStyle w:val="CommandBlock"/>
+      </w:pPr>
+      <w:r>
+        <w:t>&amp; $mysql -u devuser -h 127.0.0.1 -P 3306 -D spa_contacts --commands `</w:t>
+      </w:r>
+    </w:p>
+    <w:p>
+      <w:pPr>
+        <w:pStyle w:val="CommandBlock"/>
+      </w:pPr>
+      <w:r>
+        <w:t xml:space="preserve">    -e "source ./sql/reset_contacts_go.sql"</w:t>
+      </w:r>
+    </w:p>
+    <w:p>
+      <w:pPr>
+        <w:pStyle w:val="CommandBlock"/>
+      </w:pPr>
+      <w:r>
+        <w:t>&amp; $mysql -u devuser -h 127.0.0.1 -P 3306 -D spa_contacts --commands `</w:t>
+      </w:r>
+    </w:p>
+    <w:p>
+      <w:pPr>
+        <w:pStyle w:val="CommandBlock"/>
+      </w:pPr>
+      <w:r>
+        <w:t xml:space="preserve">    -e "source ./sql/reset_contacts_python.sql"</w:t>
+      </w:r>
+    </w:p>
+    <w:p>
+      <w:pPr>
+        <w:pStyle w:val="CommandBlock"/>
+        <w:keepNext/>
+      </w:pPr>
+      <w:r>
+        <w:t>&amp; $mysql -u devuser -h 127.0.0.1 -P 3306 -D spa_contacts --commands `</w:t>
+      </w:r>
+    </w:p>
+    <w:p>
+      <w:pPr>
+        <w:pStyle w:val="CommandBlock"/>
+        <w:keepNext/>
+      </w:pPr>
+      <w:r>
+        <w:t xml:space="preserve">    -e "source ./sql/reset_contacts_typescript.sql"</w:t>
+      </w:r>
+    </w:p>
+    <w:p>
+      <w:pPr>
+        <w:pStyle w:val="CommandBlock"/>
+      </w:pPr>
+      <w:r>
         <w:t>Remove-Item Env:MYSQL_PWD</w:t>
       </w:r>
     </w:p>
@@ -1967,7 +2831,6 @@
     <w:p>
       <w:pPr>
         <w:pStyle w:val="CommandBlock"/>
-        <w:keepNext/>
       </w:pPr>
       <w:r>
         <w:t xml:space="preserve">    -e "CREATE DATABASE IF NOT EXISTS spa_contacts"</w:t>
@@ -1976,10 +2839,9 @@
     <w:p>
       <w:pPr>
         <w:pStyle w:val="CommandBlock"/>
-        <w:keepNext/>
-      </w:pPr>
-      <w:r>
-        <w:t>mysql -u devuser -h 127.0.0.1 -P 3306 -D spa_contacts &lt; ./sql/reset_contacts.sql</w:t>
+      </w:pPr>
+      <w:r>
+        <w:t>mysql -u devuser -h 127.0.0.1 -P 3306 -D spa_contacts \</w:t>
       </w:r>
     </w:p>
     <w:p>
@@ -1987,6 +2849,96 @@
         <w:pStyle w:val="CommandBlock"/>
       </w:pPr>
       <w:r>
+        <w:t xml:space="preserve">    &lt; ./sql/reset_contacts_c.sql</w:t>
+      </w:r>
+    </w:p>
+    <w:p>
+      <w:pPr>
+        <w:pStyle w:val="CommandBlock"/>
+      </w:pPr>
+      <w:r>
+        <w:t>mysql -u devuser -h 127.0.0.1 -P 3306 -D spa_contacts \</w:t>
+      </w:r>
+    </w:p>
+    <w:p>
+      <w:pPr>
+        <w:pStyle w:val="CommandBlock"/>
+      </w:pPr>
+      <w:r>
+        <w:t xml:space="preserve">    &lt; ./sql/reset_contacts_cpp.sql</w:t>
+      </w:r>
+    </w:p>
+    <w:p>
+      <w:pPr>
+        <w:pStyle w:val="CommandBlock"/>
+      </w:pPr>
+      <w:r>
+        <w:t>mysql -u devuser -h 127.0.0.1 -P 3306 -D spa_contacts \</w:t>
+      </w:r>
+    </w:p>
+    <w:p>
+      <w:pPr>
+        <w:pStyle w:val="CommandBlock"/>
+      </w:pPr>
+      <w:r>
+        <w:t xml:space="preserve">    &lt; ./sql/reset_contacts_csharp.sql</w:t>
+      </w:r>
+    </w:p>
+    <w:p>
+      <w:pPr>
+        <w:pStyle w:val="CommandBlock"/>
+      </w:pPr>
+      <w:r>
+        <w:t>mysql -u devuser -h 127.0.0.1 -P 3306 -D spa_contacts \</w:t>
+      </w:r>
+    </w:p>
+    <w:p>
+      <w:pPr>
+        <w:pStyle w:val="CommandBlock"/>
+      </w:pPr>
+      <w:r>
+        <w:t xml:space="preserve">    &lt; ./sql/reset_contacts_go.sql</w:t>
+      </w:r>
+    </w:p>
+    <w:p>
+      <w:pPr>
+        <w:pStyle w:val="CommandBlock"/>
+      </w:pPr>
+      <w:r>
+        <w:t>mysql -u devuser -h 127.0.0.1 -P 3306 -D spa_contacts \</w:t>
+      </w:r>
+    </w:p>
+    <w:p>
+      <w:pPr>
+        <w:pStyle w:val="CommandBlock"/>
+      </w:pPr>
+      <w:r>
+        <w:t xml:space="preserve">    &lt; ./sql/reset_contacts_python.sql</w:t>
+      </w:r>
+    </w:p>
+    <w:p>
+      <w:pPr>
+        <w:pStyle w:val="CommandBlock"/>
+        <w:keepNext/>
+      </w:pPr>
+      <w:r>
+        <w:t>mysql -u devuser -h 127.0.0.1 -P 3306 -D spa_contacts \</w:t>
+      </w:r>
+    </w:p>
+    <w:p>
+      <w:pPr>
+        <w:pStyle w:val="CommandBlock"/>
+        <w:keepNext/>
+      </w:pPr>
+      <w:r>
+        <w:t xml:space="preserve">    &lt; ./sql/reset_contacts_typescript.sql</w:t>
+      </w:r>
+    </w:p>
+    <w:p>
+      <w:pPr>
+        <w:pStyle w:val="CommandBlock"/>
+      </w:pPr>
+      <w:r>
         <w:t>unset MYSQL_PWD</w:t>
       </w:r>
     </w:p>
@@ -1997,7 +2949,7 @@
     </w:p>
     <w:p>
       <w:r>
-        <w:t>Both commands print nothing. Every Build and Run block below repeats the second one, the reset itself, just before its program runs, so each run starts from the same known state. ERROR 1064 (42000), a syntax error, from the source line means --commands is missing or the file was mistyped; compare it with the file above. Failed to open file means the command was not run from the lesson-4.5 folder.</w:t>
+        <w:t>The commands print nothing. Every Build and Run block below repeats its own language's reset just before its program runs, so each run starts from the same known state. ERROR 1064 (42000), a syntax error, from the source line means --commands is missing or the file was mistyped; compare it with the file above. Failed to open file means the command was not run from the lesson-4.5 folder.</w:t>
       </w:r>
     </w:p>
     <w:p>
@@ -2189,7 +3141,7 @@
         <w:pStyle w:val="SourceCode"/>
       </w:pPr>
       <w:r>
-        <w:t xml:space="preserve">    "INSERT INTO contacts (name, email, phone) VALUES (?, ?, ?)"</w:t>
+        <w:t xml:space="preserve">    "INSERT INTO contacts_c (name, email, phone) VALUES (?, ?, ?)"</w:t>
       </w:r>
     </w:p>
     <w:p>
@@ -3409,7 +4361,7 @@
         <w:pStyle w:val="SourceCode"/>
       </w:pPr>
       <w:r>
-        <w:t xml:space="preserve">    const char *attack_name = "x', 'y', 'z'); DROP TABLE contacts; --";</w:t>
+        <w:t xml:space="preserve">    const char *attack_name = "x', 'y', 'z'); DROP TABLE contacts_c; --";</w:t>
       </w:r>
     </w:p>
     <w:p>
@@ -3449,7 +4401,15 @@
         <w:pStyle w:val="SourceCode"/>
       </w:pPr>
       <w:r>
-        <w:t xml:space="preserve">        "INSERT INTO contacts (name, email, phone)\nVALUES ('%s', '%s', '%s')",</w:t>
+        <w:t xml:space="preserve">        "INSERT INTO contacts_c (name, email, phone)\n"</w:t>
+      </w:r>
+    </w:p>
+    <w:p>
+      <w:pPr>
+        <w:pStyle w:val="SourceCode"/>
+      </w:pPr>
+      <w:r>
+        <w:t xml:space="preserve">        "VALUES ('%s',\n'%s', '%s')",</w:t>
       </w:r>
     </w:p>
     <w:p>
@@ -3570,7 +4530,7 @@
         <w:keepNext/>
       </w:pPr>
       <w:r>
-        <w:t>Run the program from the lesson-4.5 folder, in a terminal that has SPA_DB_PASSWORD. Reset first so the ids are 1 and 2: the mysql lines run the Data Reset from Project Setup, which leaves the contacts table empty, before the program runs.</w:t>
+        <w:t>Run the program from the lesson-4.5 folder, in a terminal that has SPA_DB_PASSWORD. Reset first so the ids are 1 and 2: the mysql lines run this language's reset from the Data Reset in Project Setup, which leaves contacts_c empty, before the program runs.</w:t>
       </w:r>
     </w:p>
     <w:p>
@@ -3647,7 +4607,7 @@
         <w:keepNext/>
       </w:pPr>
       <w:r>
-        <w:t xml:space="preserve">    -e "source ./sql/reset_contacts.sql"</w:t>
+        <w:t xml:space="preserve">    -e "source ./sql/reset_contacts_c.sql"</w:t>
       </w:r>
     </w:p>
     <w:p>
@@ -3713,7 +4673,7 @@
         <w:keepNext/>
       </w:pPr>
       <w:r>
-        <w:t>mysql -u devuser -h 127.0.0.1 -P 3306 -D spa_contacts &lt; ./sql/reset_contacts.sql</w:t>
+        <w:t>mysql -u devuser -h 127.0.0.1 -P 3306 -D spa_contacts \</w:t>
       </w:r>
     </w:p>
     <w:p>
@@ -3722,6 +4682,15 @@
         <w:keepNext/>
       </w:pPr>
       <w:r>
+        <w:t xml:space="preserve">    &lt; ./sql/reset_contacts_c.sql</w:t>
+      </w:r>
+    </w:p>
+    <w:p>
+      <w:pPr>
+        <w:pStyle w:val="CommandBlock"/>
+        <w:keepNext/>
+      </w:pPr>
+      <w:r>
         <w:t>unset MYSQL_PWD</w:t>
       </w:r>
     </w:p>
@@ -3792,7 +4761,7 @@
         <w:keepNext/>
       </w:pPr>
       <w:r>
-        <w:t>INSERT INTO contacts (name, email, phone)</w:t>
+        <w:t>INSERT INTO contacts_c (name, email, phone)</w:t>
       </w:r>
     </w:p>
     <w:p>
@@ -3801,7 +4770,7 @@
         <w:keepNext/>
       </w:pPr>
       <w:r>
-        <w:t>VALUES ('x', 'y', 'z'); DROP TABLE contacts; --', 'eve@example.com', '555-0199')</w:t>
+        <w:t>VALUES ('x', 'y', 'z'); DROP TABLE contacts_c; --',</w:t>
       </w:r>
     </w:p>
     <w:p>
@@ -3810,12 +4779,21 @@
         <w:keepNext/>
       </w:pPr>
       <w:r>
-        <w:t>Inserted x', 'y', 'z'); DROP TABLE contacts; -- with id 2</w:t>
+        <w:t>'eve@example.com', '555-0199')</w:t>
       </w:r>
     </w:p>
     <w:p>
       <w:pPr>
         <w:pStyle w:val="RequiredOutput"/>
+        <w:keepNext/>
+      </w:pPr>
+      <w:r>
+        <w:t>Inserted x', 'y', 'z'); DROP TABLE contacts_c; -- with id 2</w:t>
+      </w:r>
+    </w:p>
+    <w:p>
+      <w:pPr>
+        <w:pStyle w:val="RequiredOutput"/>
       </w:pPr>
       <w:r>
         <w:t>Error: email must have one @ and a dot after it</w:t>
@@ -3847,7 +4825,7 @@
         <w:pStyle w:val="ListBullet"/>
       </w:pPr>
       <w:r>
-        <w:t>The three Joined SQL lines are the text joining would build. The quote after x ends the name, and DROP TABLE contacts follows as a second statement. The program only printed this text.</w:t>
+        <w:t>The four Joined SQL lines are the text joining would build; the programs start a new line after the name, so each line fits on the screen. The quote after x ends the name, and DROP TABLE contacts_c follows as a second statement. The program only printed this text.</w:t>
       </w:r>
     </w:p>
     <w:p>
@@ -3855,7 +4833,7 @@
         <w:pStyle w:val="ListBullet"/>
       </w:pPr>
       <w:r>
-        <w:t>Inserted x', 'y', 'z'); DROP TABLE contacts; -- with id 2 proves the parameters kept the whole attack as one value: the quotes and the DROP were stored as plain text in the name column, and the table is still there.</w:t>
+        <w:t>Inserted x', 'y', 'z'); DROP TABLE contacts_c; -- with id 2 proves the parameters kept the whole attack as one value: the quotes and the DROP were stored as plain text in the name column, and the table is still there.</w:t>
       </w:r>
     </w:p>
     <w:p>
@@ -4082,7 +5060,7 @@
         <w:pStyle w:val="SourceCode"/>
       </w:pPr>
       <w:r>
-        <w:t xml:space="preserve">    "INSERT INTO contacts (name, email, phone) VALUES (?, ?, ?)"</w:t>
+        <w:t xml:space="preserve">    "INSERT INTO contacts_c (name, email, phone) VALUES (?, ?, ?)"</w:t>
       </w:r>
     </w:p>
     <w:p>
@@ -5255,7 +6233,15 @@
         <w:pStyle w:val="SourceCode"/>
       </w:pPr>
       <w:r>
-        <w:t xml:space="preserve">        "INSERT INTO contacts (name, email, phone)\nVALUES ('%s', '%s', '%s')",</w:t>
+        <w:t xml:space="preserve">        "INSERT INTO contacts_c (name, email, phone)\n"</w:t>
+      </w:r>
+    </w:p>
+    <w:p>
+      <w:pPr>
+        <w:pStyle w:val="SourceCode"/>
+      </w:pPr>
+      <w:r>
+        <w:t xml:space="preserve">        "VALUES ('%s',\n'%s', '%s')",</w:t>
       </w:r>
     </w:p>
     <w:p>
@@ -5539,7 +6525,7 @@
         <w:pStyle w:val="SourceCode"/>
       </w:pPr>
       <w:r>
-        <w:t xml:space="preserve">    const char *attack_name = "x', 'y', 'z'); DROP TABLE contacts; --";</w:t>
+        <w:t xml:space="preserve">    const char *attack_name = "x', 'y', 'z'); DROP TABLE contacts_c; --";</w:t>
       </w:r>
     </w:p>
     <w:p>
@@ -5780,7 +6766,7 @@
         <w:keepNext/>
       </w:pPr>
       <w:r>
-        <w:t xml:space="preserve">    -e "source ./sql/reset_contacts.sql"</w:t>
+        <w:t xml:space="preserve">    -e "source ./sql/reset_contacts_c.sql"</w:t>
       </w:r>
     </w:p>
     <w:p>
@@ -5855,7 +6841,7 @@
         <w:keepNext/>
       </w:pPr>
       <w:r>
-        <w:t>mysql -u devuser -h 127.0.0.1 -P 3306 -D spa_contacts &lt; ./sql/reset_contacts.sql</w:t>
+        <w:t>mysql -u devuser -h 127.0.0.1 -P 3306 -D spa_contacts \</w:t>
       </w:r>
     </w:p>
     <w:p>
@@ -5864,6 +6850,15 @@
         <w:keepNext/>
       </w:pPr>
       <w:r>
+        <w:t xml:space="preserve">    &lt; ./sql/reset_contacts_c.sql</w:t>
+      </w:r>
+    </w:p>
+    <w:p>
+      <w:pPr>
+        <w:pStyle w:val="CommandBlock"/>
+        <w:keepNext/>
+      </w:pPr>
+      <w:r>
         <w:t>unset MYSQL_PWD</w:t>
       </w:r>
     </w:p>
@@ -5943,7 +6938,7 @@
         <w:keepNext/>
       </w:pPr>
       <w:r>
-        <w:t>INSERT INTO contacts (name, email, phone)</w:t>
+        <w:t>INSERT INTO contacts_c (name, email, phone)</w:t>
       </w:r>
     </w:p>
     <w:p>
@@ -5952,7 +6947,7 @@
         <w:keepNext/>
       </w:pPr>
       <w:r>
-        <w:t>VALUES ('x', 'y', 'z'); DROP TABLE contacts; --', 'eve@example.com', '555-0199')</w:t>
+        <w:t>VALUES ('x', 'y', 'z'); DROP TABLE contacts_c; --',</w:t>
       </w:r>
     </w:p>
     <w:p>
@@ -5961,7 +6956,7 @@
         <w:keepNext/>
       </w:pPr>
       <w:r>
-        <w:t>Inserted x', 'y', 'z'); DROP TABLE contacts; -- with id 2</w:t>
+        <w:t>'eve@example.com', '555-0199')</w:t>
       </w:r>
     </w:p>
     <w:p>
@@ -5970,6 +6965,15 @@
         <w:keepNext/>
       </w:pPr>
       <w:r>
+        <w:t>Inserted x', 'y', 'z'); DROP TABLE contacts_c; -- with id 2</w:t>
+      </w:r>
+    </w:p>
+    <w:p>
+      <w:pPr>
+        <w:pStyle w:val="RequiredOutput"/>
+        <w:keepNext/>
+      </w:pPr>
+      <w:r>
         <w:t>Error: email must have one @ and a dot after it</w:t>
       </w:r>
     </w:p>
@@ -5987,7 +6991,7 @@
         <w:pStyle w:val="RequiredOutput"/>
       </w:pPr>
       <w:r>
-        <w:t>Error: Duplicate entry 'ada@example.com' for key 'contacts.email'</w:t>
+        <w:t>Error: Duplicate entry 'ada@example.com' for key 'contacts_c.email'</w:t>
       </w:r>
     </w:p>
     <w:p>
@@ -6000,7 +7004,7 @@
         <w:pStyle w:val="ListBullet"/>
       </w:pPr>
       <w:r>
-        <w:t>The first seven lines match the Basic version's, because add_contact does the same work for the same three contacts.</w:t>
+        <w:t>The first eight lines match the Basic version's, because add_contact does the same work for the same three contacts.</w:t>
       </w:r>
     </w:p>
     <w:p>
@@ -6040,7 +7044,7 @@
         <w:pStyle w:val="ListBullet"/>
       </w:pPr>
       <w:r>
-        <w:t>If the program reports Table 'spa_contacts.contacts' doesn't exist, the table is missing: run the Data Reset in Project Setup. If it reports Access denied or SPA_DB_PASSWORD is not set, see Lesson 4.0's checks: the terminal was opened before the variable was set, or it holds a different password.</w:t>
+        <w:t>If the program reports Table 'spa_contacts.contacts_c' doesn't exist, the table is missing: run the Data Reset in Project Setup. If it reports Access denied or SPA_DB_PASSWORD is not set, see Lesson 4.0's checks: the terminal was opened before the variable was set, or it holds a different password.</w:t>
       </w:r>
     </w:p>
     <w:p>
@@ -6321,7 +7325,7 @@
         <w:pStyle w:val="SourceCode"/>
       </w:pPr>
       <w:r>
-        <w:t xml:space="preserve">    "INSERT INTO contacts (name, email, phone) VALUES (?, ?, ?)";</w:t>
+        <w:t xml:space="preserve">    "INSERT INTO contacts_cpp (name, email, phone) VALUES (?, ?, ?)";</w:t>
       </w:r>
     </w:p>
     <w:p>
@@ -7339,7 +8343,7 @@
         <w:pStyle w:val="SourceCode"/>
       </w:pPr>
       <w:r>
-        <w:t xml:space="preserve">    const std::string attackName = "x', 'y', 'z'); DROP TABLE contacts; --";</w:t>
+        <w:t xml:space="preserve">    const std::string attackName = "x', 'y', 'z'); DROP TABLE contacts_cpp; --";</w:t>
       </w:r>
     </w:p>
     <w:p>
@@ -7363,23 +8367,31 @@
         <w:pStyle w:val="SourceCode"/>
       </w:pPr>
       <w:r>
-        <w:t xml:space="preserve">    std::string joined = "INSERT INTO contacts (name, email, phone)\nVALUES ('" +</w:t>
-      </w:r>
-    </w:p>
-    <w:p>
-      <w:pPr>
-        <w:pStyle w:val="SourceCode"/>
-      </w:pPr>
-      <w:r>
-        <w:t xml:space="preserve">                         attackName + "', '" + attackEmail + "', '" +</w:t>
-      </w:r>
-    </w:p>
-    <w:p>
-      <w:pPr>
-        <w:pStyle w:val="SourceCode"/>
-      </w:pPr>
-      <w:r>
-        <w:t xml:space="preserve">                         attackPhone + "')";</w:t>
+        <w:t xml:space="preserve">    std::string joined =</w:t>
+      </w:r>
+    </w:p>
+    <w:p>
+      <w:pPr>
+        <w:pStyle w:val="SourceCode"/>
+      </w:pPr>
+      <w:r>
+        <w:t xml:space="preserve">        "INSERT INTO contacts_cpp (name, email, phone)\nVALUES ('" +</w:t>
+      </w:r>
+    </w:p>
+    <w:p>
+      <w:pPr>
+        <w:pStyle w:val="SourceCode"/>
+      </w:pPr>
+      <w:r>
+        <w:t xml:space="preserve">        attackName + "',\n'" + attackEmail + "', '" +</w:t>
+      </w:r>
+    </w:p>
+    <w:p>
+      <w:pPr>
+        <w:pStyle w:val="SourceCode"/>
+      </w:pPr>
+      <w:r>
+        <w:t xml:space="preserve">        attackPhone + "')";</w:t>
       </w:r>
     </w:p>
     <w:p>
@@ -7471,7 +8483,7 @@
         <w:keepNext/>
       </w:pPr>
       <w:r>
-        <w:t>Run the program from the lesson-4.5 folder, in a terminal that has SPA_DB_PASSWORD. Reset first so the ids are 1 and 2: the mysql lines run the Data Reset from Project Setup, which leaves the contacts table empty, before the program runs.</w:t>
+        <w:t>Run the program from the lesson-4.5 folder, in a terminal that has SPA_DB_PASSWORD. Reset first so the ids are 1 and 2: the mysql lines run this language's reset from the Data Reset in Project Setup, which leaves contacts_cpp empty, before the program runs.</w:t>
       </w:r>
     </w:p>
     <w:p>
@@ -7593,7 +8605,7 @@
         <w:keepNext/>
       </w:pPr>
       <w:r>
-        <w:t xml:space="preserve">    -e "source ./sql/reset_contacts.sql"</w:t>
+        <w:t xml:space="preserve">    -e "source ./sql/reset_contacts_cpp.sql"</w:t>
       </w:r>
     </w:p>
     <w:p>
@@ -7668,7 +8680,7 @@
         <w:keepNext/>
       </w:pPr>
       <w:r>
-        <w:t>mysql -u devuser -h 127.0.0.1 -P 3306 -D spa_contacts &lt; ./sql/reset_contacts.sql</w:t>
+        <w:t>mysql -u devuser -h 127.0.0.1 -P 3306 -D spa_contacts \</w:t>
       </w:r>
     </w:p>
     <w:p>
@@ -7677,6 +8689,15 @@
         <w:keepNext/>
       </w:pPr>
       <w:r>
+        <w:t xml:space="preserve">    &lt; ./sql/reset_contacts_cpp.sql</w:t>
+      </w:r>
+    </w:p>
+    <w:p>
+      <w:pPr>
+        <w:pStyle w:val="CommandBlock"/>
+        <w:keepNext/>
+      </w:pPr>
+      <w:r>
         <w:t>unset MYSQL_PWD</w:t>
       </w:r>
     </w:p>
@@ -7747,7 +8768,7 @@
         <w:keepNext/>
       </w:pPr>
       <w:r>
-        <w:t>INSERT INTO contacts (name, email, phone)</w:t>
+        <w:t>INSERT INTO contacts_cpp (name, email, phone)</w:t>
       </w:r>
     </w:p>
     <w:p>
@@ -7756,7 +8777,7 @@
         <w:keepNext/>
       </w:pPr>
       <w:r>
-        <w:t>VALUES ('x', 'y', 'z'); DROP TABLE contacts; --', 'eve@example.com', '555-0199')</w:t>
+        <w:t>VALUES ('x', 'y', 'z'); DROP TABLE contacts_cpp; --',</w:t>
       </w:r>
     </w:p>
     <w:p>
@@ -7765,12 +8786,21 @@
         <w:keepNext/>
       </w:pPr>
       <w:r>
-        <w:t>Inserted x', 'y', 'z'); DROP TABLE contacts; -- with id 2</w:t>
+        <w:t>'eve@example.com', '555-0199')</w:t>
       </w:r>
     </w:p>
     <w:p>
       <w:pPr>
         <w:pStyle w:val="RequiredOutput"/>
+        <w:keepNext/>
+      </w:pPr>
+      <w:r>
+        <w:t>Inserted x', 'y', 'z'); DROP TABLE contacts_cpp; -- with id 2</w:t>
+      </w:r>
+    </w:p>
+    <w:p>
+      <w:pPr>
+        <w:pStyle w:val="RequiredOutput"/>
       </w:pPr>
       <w:r>
         <w:t>Error: email must have one @ and a dot after it</w:t>
@@ -7802,7 +8832,7 @@
         <w:pStyle w:val="ListBullet"/>
       </w:pPr>
       <w:r>
-        <w:t>The three Joined SQL lines are the text joining would build. The quote after x ends the name, and DROP TABLE contacts follows as a second statement. The program only printed this text.</w:t>
+        <w:t>The four Joined SQL lines are the text joining would build; the programs start a new line after the name, so each line fits on the screen. The quote after x ends the name, and DROP TABLE contacts_cpp follows as a second statement. The program only printed this text.</w:t>
       </w:r>
     </w:p>
     <w:p>
@@ -7810,7 +8840,7 @@
         <w:pStyle w:val="ListBullet"/>
       </w:pPr>
       <w:r>
-        <w:t>Inserted x', 'y', 'z'); DROP TABLE contacts; -- with id 2 proves the parameters kept the whole attack as one value: the quotes and the DROP were stored as plain text in the name column, and the table is still there.</w:t>
+        <w:t>Inserted x', 'y', 'z'); DROP TABLE contacts_cpp; -- with id 2 proves the parameters kept the whole attack as one value: the quotes and the DROP were stored as plain text in the name column, and the table is still there.</w:t>
       </w:r>
     </w:p>
     <w:p>
@@ -8045,7 +9075,7 @@
         <w:pStyle w:val="SourceCode"/>
       </w:pPr>
       <w:r>
-        <w:t xml:space="preserve">    "INSERT INTO contacts (name, email, phone) VALUES (?, ?, ?)";</w:t>
+        <w:t xml:space="preserve">    "INSERT INTO contacts_cpp (name, email, phone) VALUES (?, ?, ?)";</w:t>
       </w:r>
     </w:p>
     <w:p>
@@ -9050,15 +10080,23 @@
         <w:pStyle w:val="SourceCode"/>
       </w:pPr>
       <w:r>
-        <w:t xml:space="preserve">    std::string joined = "INSERT INTO contacts (name, email, phone)\nVALUES ('" +</w:t>
-      </w:r>
-    </w:p>
-    <w:p>
-      <w:pPr>
-        <w:pStyle w:val="SourceCode"/>
-      </w:pPr>
-      <w:r>
-        <w:t xml:space="preserve">                         contactName + "', '" + email + "', '" + phone + "')";</w:t>
+        <w:t xml:space="preserve">    std::string joined =</w:t>
+      </w:r>
+    </w:p>
+    <w:p>
+      <w:pPr>
+        <w:pStyle w:val="SourceCode"/>
+      </w:pPr>
+      <w:r>
+        <w:t xml:space="preserve">        "INSERT INTO contacts_cpp (name, email, phone)\nVALUES ('" +</w:t>
+      </w:r>
+    </w:p>
+    <w:p>
+      <w:pPr>
+        <w:pStyle w:val="SourceCode"/>
+      </w:pPr>
+      <w:r>
+        <w:t xml:space="preserve">        contactName + "',\n'" + email + "', '" + phone + "')";</w:t>
       </w:r>
     </w:p>
     <w:p>
@@ -9257,7 +10295,7 @@
         <w:pStyle w:val="SourceCode"/>
       </w:pPr>
       <w:r>
-        <w:t xml:space="preserve">            "x', 'y', 'z'); DROP TABLE contacts; --";</w:t>
+        <w:t xml:space="preserve">            "x', 'y', 'z'); DROP TABLE contacts_cpp; --";</w:t>
       </w:r>
     </w:p>
     <w:p>
@@ -9551,7 +10589,7 @@
         <w:pStyle w:val="CommandBlock"/>
       </w:pPr>
       <w:r>
-        <w:t xml:space="preserve">    -e "source ./sql/reset_contacts.sql"</w:t>
+        <w:t xml:space="preserve">    -e "source ./sql/reset_contacts_cpp.sql"</w:t>
       </w:r>
     </w:p>
     <w:p>
@@ -9635,7 +10673,7 @@
         <w:keepNext/>
       </w:pPr>
       <w:r>
-        <w:t>mysql -u devuser -h 127.0.0.1 -P 3306 -D spa_contacts &lt; ./sql/reset_contacts.sql</w:t>
+        <w:t>mysql -u devuser -h 127.0.0.1 -P 3306 -D spa_contacts \</w:t>
       </w:r>
     </w:p>
     <w:p>
@@ -9644,6 +10682,15 @@
         <w:keepNext/>
       </w:pPr>
       <w:r>
+        <w:t xml:space="preserve">    &lt; ./sql/reset_contacts_cpp.sql</w:t>
+      </w:r>
+    </w:p>
+    <w:p>
+      <w:pPr>
+        <w:pStyle w:val="CommandBlock"/>
+        <w:keepNext/>
+      </w:pPr>
+      <w:r>
         <w:t>unset MYSQL_PWD</w:t>
       </w:r>
     </w:p>
@@ -9723,7 +10770,7 @@
         <w:keepNext/>
       </w:pPr>
       <w:r>
-        <w:t>INSERT INTO contacts (name, email, phone)</w:t>
+        <w:t>INSERT INTO contacts_cpp (name, email, phone)</w:t>
       </w:r>
     </w:p>
     <w:p>
@@ -9732,7 +10779,7 @@
         <w:keepNext/>
       </w:pPr>
       <w:r>
-        <w:t>VALUES ('x', 'y', 'z'); DROP TABLE contacts; --', 'eve@example.com', '555-0199')</w:t>
+        <w:t>VALUES ('x', 'y', 'z'); DROP TABLE contacts_cpp; --',</w:t>
       </w:r>
     </w:p>
     <w:p>
@@ -9741,7 +10788,7 @@
         <w:keepNext/>
       </w:pPr>
       <w:r>
-        <w:t>Inserted x', 'y', 'z'); DROP TABLE contacts; -- with id 2</w:t>
+        <w:t>'eve@example.com', '555-0199')</w:t>
       </w:r>
     </w:p>
     <w:p>
@@ -9750,6 +10797,15 @@
         <w:keepNext/>
       </w:pPr>
       <w:r>
+        <w:t>Inserted x', 'y', 'z'); DROP TABLE contacts_cpp; -- with id 2</w:t>
+      </w:r>
+    </w:p>
+    <w:p>
+      <w:pPr>
+        <w:pStyle w:val="RequiredOutput"/>
+        <w:keepNext/>
+      </w:pPr>
+      <w:r>
         <w:t>Error: email must have one @ and a dot after it</w:t>
       </w:r>
     </w:p>
@@ -9767,7 +10823,7 @@
         <w:pStyle w:val="RequiredOutput"/>
       </w:pPr>
       <w:r>
-        <w:t>Error: Duplicate entry 'ada@example.com' for key 'contacts.email'</w:t>
+        <w:t>Error: Duplicate entry 'ada@example.com' for key 'contacts_cpp.email'</w:t>
       </w:r>
     </w:p>
     <w:p>
@@ -9780,7 +10836,7 @@
         <w:pStyle w:val="ListBullet"/>
       </w:pPr>
       <w:r>
-        <w:t>The first seven lines match the Basic version's, because addContact does the same work for the same three contacts.</w:t>
+        <w:t>The first eight lines match the Basic version's, because addContact does the same work for the same three contacts.</w:t>
       </w:r>
     </w:p>
     <w:p>
@@ -9820,7 +10876,7 @@
         <w:pStyle w:val="ListBullet"/>
       </w:pPr>
       <w:r>
-        <w:t>If the program reports Table 'spa_contacts.contacts' doesn't exist, the table is missing: run the Data Reset in Project Setup. If it reports Access denied or SPA_DB_PASSWORD is not set, see Lesson 4.0's checks: the terminal was opened before the variable was set, or it holds a different password.</w:t>
+        <w:t>If the program reports Table 'spa_contacts.contacts_cpp' doesn't exist, the table is missing: run the Data Reset in Project Setup. If it reports Access denied or SPA_DB_PASSWORD is not set, see Lesson 4.0's checks: the terminal was opened before the variable was set, or it holds a different password.</w:t>
       </w:r>
     </w:p>
     <w:p>
@@ -10077,7 +11133,7 @@
         <w:pStyle w:val="SourceCode"/>
       </w:pPr>
       <w:r>
-        <w:t xml:space="preserve">        "INSERT INTO contacts (name, email, phone) " +</w:t>
+        <w:t xml:space="preserve">        "INSERT INTO contacts_csharp (name, email, phone) " +</w:t>
       </w:r>
     </w:p>
     <w:p>
@@ -11117,7 +12173,7 @@
         <w:pStyle w:val="SourceCode"/>
       </w:pPr>
       <w:r>
-        <w:t xml:space="preserve">        string attackName = "x', 'y', 'z'); DROP TABLE contacts; --";</w:t>
+        <w:t xml:space="preserve">        string attackName = "x', 'y', 'z'); DROP TABLE contacts_csharp; --";</w:t>
       </w:r>
     </w:p>
     <w:p>
@@ -11141,15 +12197,15 @@
         <w:pStyle w:val="SourceCode"/>
       </w:pPr>
       <w:r>
-        <w:t xml:space="preserve">        string joined = "INSERT INTO contacts (name, email, phone)\n" +</w:t>
-      </w:r>
-    </w:p>
-    <w:p>
-      <w:pPr>
-        <w:pStyle w:val="SourceCode"/>
-      </w:pPr>
-      <w:r>
-        <w:t xml:space="preserve">            "VALUES ('" + attackName + "', '" + attackEmail + "', '" +</w:t>
+        <w:t xml:space="preserve">        string joined = "INSERT INTO contacts_csharp (name, email, phone)\n" +</w:t>
+      </w:r>
+    </w:p>
+    <w:p>
+      <w:pPr>
+        <w:pStyle w:val="SourceCode"/>
+      </w:pPr>
+      <w:r>
+        <w:t xml:space="preserve">            "VALUES ('" + attackName + "',\n'" + attackEmail + "', '" +</w:t>
       </w:r>
     </w:p>
     <w:p>
@@ -11281,7 +12337,7 @@
         <w:keepNext/>
       </w:pPr>
       <w:r>
-        <w:t>Run the program from the lesson-4.5 folder, in a terminal that has SPA_DB_PASSWORD. Reset first so the ids are 1 and 2: the mysql lines run the Data Reset from Project Setup, which leaves the contacts table empty, before the program runs.</w:t>
+        <w:t>Run the program from the lesson-4.5 folder, in a terminal that has SPA_DB_PASSWORD. Reset first so the ids are 1 and 2: the mysql lines run this language's reset from the Data Reset in Project Setup, which leaves contacts_csharp empty, before the program runs.</w:t>
       </w:r>
     </w:p>
     <w:p>
@@ -11331,7 +12387,7 @@
         <w:keepNext/>
       </w:pPr>
       <w:r>
-        <w:t xml:space="preserve">    -e "source ./sql/reset_contacts.sql"</w:t>
+        <w:t xml:space="preserve">    -e "source ./sql/reset_contacts_csharp.sql"</w:t>
       </w:r>
     </w:p>
     <w:p>
@@ -11388,7 +12444,7 @@
         <w:keepNext/>
       </w:pPr>
       <w:r>
-        <w:t>mysql -u devuser -h 127.0.0.1 -P 3306 -D spa_contacts &lt; ./sql/reset_contacts.sql</w:t>
+        <w:t>mysql -u devuser -h 127.0.0.1 -P 3306 -D spa_contacts \</w:t>
       </w:r>
     </w:p>
     <w:p>
@@ -11397,6 +12453,15 @@
         <w:keepNext/>
       </w:pPr>
       <w:r>
+        <w:t xml:space="preserve">    &lt; ./sql/reset_contacts_csharp.sql</w:t>
+      </w:r>
+    </w:p>
+    <w:p>
+      <w:pPr>
+        <w:pStyle w:val="CommandBlock"/>
+        <w:keepNext/>
+      </w:pPr>
+      <w:r>
         <w:t>unset MYSQL_PWD</w:t>
       </w:r>
     </w:p>
@@ -11467,7 +12532,7 @@
         <w:keepNext/>
       </w:pPr>
       <w:r>
-        <w:t>INSERT INTO contacts (name, email, phone)</w:t>
+        <w:t>INSERT INTO contacts_csharp (name, email, phone)</w:t>
       </w:r>
     </w:p>
     <w:p>
@@ -11476,7 +12541,7 @@
         <w:keepNext/>
       </w:pPr>
       <w:r>
-        <w:t>VALUES ('x', 'y', 'z'); DROP TABLE contacts; --', 'eve@example.com', '555-0199')</w:t>
+        <w:t>VALUES ('x', 'y', 'z'); DROP TABLE contacts_csharp; --',</w:t>
       </w:r>
     </w:p>
     <w:p>
@@ -11485,12 +12550,21 @@
         <w:keepNext/>
       </w:pPr>
       <w:r>
-        <w:t>Inserted x', 'y', 'z'); DROP TABLE contacts; -- with id 2</w:t>
+        <w:t>'eve@example.com', '555-0199')</w:t>
       </w:r>
     </w:p>
     <w:p>
       <w:pPr>
         <w:pStyle w:val="RequiredOutput"/>
+        <w:keepNext/>
+      </w:pPr>
+      <w:r>
+        <w:t>Inserted x', 'y', 'z'); DROP TABLE contacts_csharp; -- with id 2</w:t>
+      </w:r>
+    </w:p>
+    <w:p>
+      <w:pPr>
+        <w:pStyle w:val="RequiredOutput"/>
       </w:pPr>
       <w:r>
         <w:t>Error: email must have one @ and a dot after it</w:t>
@@ -11522,7 +12596,7 @@
         <w:pStyle w:val="ListBullet"/>
       </w:pPr>
       <w:r>
-        <w:t>The three Joined SQL lines are the text joining would build. The quote after x ends the name, and DROP TABLE contacts follows as a second statement. The program only printed this text.</w:t>
+        <w:t>The four Joined SQL lines are the text joining would build; the programs start a new line after the name, so each line fits on the screen. The quote after x ends the name, and DROP TABLE contacts_csharp follows as a second statement. The program only printed this text.</w:t>
       </w:r>
     </w:p>
     <w:p>
@@ -11530,7 +12604,7 @@
         <w:pStyle w:val="ListBullet"/>
       </w:pPr>
       <w:r>
-        <w:t>Inserted x', 'y', 'z'); DROP TABLE contacts; -- with id 2 proves the parameters kept the whole attack as one value: the quotes and the DROP were stored as plain text in the name column, and the table is still there.</w:t>
+        <w:t>Inserted x', 'y', 'z'); DROP TABLE contacts_csharp; -- with id 2 proves the parameters kept the whole attack as one value: the quotes and the DROP were stored as plain text in the name column, and the table is still there.</w:t>
       </w:r>
     </w:p>
     <w:p>
@@ -11749,7 +12823,7 @@
         <w:pStyle w:val="SourceCode"/>
       </w:pPr>
       <w:r>
-        <w:t xml:space="preserve">        "INSERT INTO contacts (name, email, phone) " +</w:t>
+        <w:t xml:space="preserve">        "INSERT INTO contacts_csharp (name, email, phone) " +</w:t>
       </w:r>
     </w:p>
     <w:p>
@@ -12800,15 +13874,15 @@
         <w:pStyle w:val="SourceCode"/>
       </w:pPr>
       <w:r>
-        <w:t xml:space="preserve">        string joined = "INSERT INTO contacts (name, email, phone)\n" +</w:t>
-      </w:r>
-    </w:p>
-    <w:p>
-      <w:pPr>
-        <w:pStyle w:val="SourceCode"/>
-      </w:pPr>
-      <w:r>
-        <w:t xml:space="preserve">            "VALUES ('" + contactName + "', '" + email + "', '" + phone +</w:t>
+        <w:t xml:space="preserve">        string joined = "INSERT INTO contacts_csharp (name, email, phone)\n" +</w:t>
+      </w:r>
+    </w:p>
+    <w:p>
+      <w:pPr>
+        <w:pStyle w:val="SourceCode"/>
+      </w:pPr>
+      <w:r>
+        <w:t xml:space="preserve">            "VALUES ('" + contactName + "',\n'" + email + "', '" + phone +</w:t>
       </w:r>
     </w:p>
     <w:p>
@@ -13031,7 +14105,7 @@
         <w:pStyle w:val="SourceCode"/>
       </w:pPr>
       <w:r>
-        <w:t xml:space="preserve">            string attackName = "x', 'y', 'z'); DROP TABLE contacts; --";</w:t>
+        <w:t xml:space="preserve">            string attackName = "x', 'y', 'z'); DROP TABLE contacts_csharp; --";</w:t>
       </w:r>
     </w:p>
     <w:p>
@@ -13304,7 +14378,7 @@
         <w:keepNext/>
       </w:pPr>
       <w:r>
-        <w:t xml:space="preserve">    -e "source ./sql/reset_contacts.sql"</w:t>
+        <w:t xml:space="preserve">    -e "source ./sql/reset_contacts_csharp.sql"</w:t>
       </w:r>
     </w:p>
     <w:p>
@@ -13370,7 +14444,7 @@
         <w:keepNext/>
       </w:pPr>
       <w:r>
-        <w:t>mysql -u devuser -h 127.0.0.1 -P 3306 -D spa_contacts &lt; ./sql/reset_contacts.sql</w:t>
+        <w:t>mysql -u devuser -h 127.0.0.1 -P 3306 -D spa_contacts \</w:t>
       </w:r>
     </w:p>
     <w:p>
@@ -13379,6 +14453,15 @@
         <w:keepNext/>
       </w:pPr>
       <w:r>
+        <w:t xml:space="preserve">    &lt; ./sql/reset_contacts_csharp.sql</w:t>
+      </w:r>
+    </w:p>
+    <w:p>
+      <w:pPr>
+        <w:pStyle w:val="CommandBlock"/>
+        <w:keepNext/>
+      </w:pPr>
+      <w:r>
         <w:t>unset MYSQL_PWD</w:t>
       </w:r>
     </w:p>
@@ -13458,7 +14541,7 @@
         <w:keepNext/>
       </w:pPr>
       <w:r>
-        <w:t>INSERT INTO contacts (name, email, phone)</w:t>
+        <w:t>INSERT INTO contacts_csharp (name, email, phone)</w:t>
       </w:r>
     </w:p>
     <w:p>
@@ -13467,7 +14550,7 @@
         <w:keepNext/>
       </w:pPr>
       <w:r>
-        <w:t>VALUES ('x', 'y', 'z'); DROP TABLE contacts; --', 'eve@example.com', '555-0199')</w:t>
+        <w:t>VALUES ('x', 'y', 'z'); DROP TABLE contacts_csharp; --',</w:t>
       </w:r>
     </w:p>
     <w:p>
@@ -13476,7 +14559,7 @@
         <w:keepNext/>
       </w:pPr>
       <w:r>
-        <w:t>Inserted x', 'y', 'z'); DROP TABLE contacts; -- with id 2</w:t>
+        <w:t>'eve@example.com', '555-0199')</w:t>
       </w:r>
     </w:p>
     <w:p>
@@ -13485,6 +14568,15 @@
         <w:keepNext/>
       </w:pPr>
       <w:r>
+        <w:t>Inserted x', 'y', 'z'); DROP TABLE contacts_csharp; -- with id 2</w:t>
+      </w:r>
+    </w:p>
+    <w:p>
+      <w:pPr>
+        <w:pStyle w:val="RequiredOutput"/>
+        <w:keepNext/>
+      </w:pPr>
+      <w:r>
         <w:t>Error: email must have one @ and a dot after it</w:t>
       </w:r>
     </w:p>
@@ -13502,7 +14594,7 @@
         <w:pStyle w:val="RequiredOutput"/>
       </w:pPr>
       <w:r>
-        <w:t>Error: Duplicate entry 'ada@example.com' for key 'contacts.email'</w:t>
+        <w:t>Error: Duplicate entry 'ada@example.com' for key 'contacts_csharp.email'</w:t>
       </w:r>
     </w:p>
     <w:p>
@@ -13515,7 +14607,7 @@
         <w:pStyle w:val="ListBullet"/>
       </w:pPr>
       <w:r>
-        <w:t>The first seven lines match the Basic version's, because AddContact does the same work for the same three contacts.</w:t>
+        <w:t>The first eight lines match the Basic version's, because AddContact does the same work for the same three contacts.</w:t>
       </w:r>
     </w:p>
     <w:p>
@@ -13555,7 +14647,7 @@
         <w:pStyle w:val="ListBullet"/>
       </w:pPr>
       <w:r>
-        <w:t>If the program reports Table 'spa_contacts.contacts' doesn't exist, the table is missing: run the Data Reset in Project Setup. If it reports Access denied or SPA_DB_PASSWORD is not set, see Lesson 4.0's checks: the terminal was opened before the variable was set, or it holds a different password.</w:t>
+        <w:t>If the program reports Table 'spa_contacts.contacts_csharp' doesn't exist, the table is missing: run the Data Reset in Project Setup. If it reports Access denied or SPA_DB_PASSWORD is not set, see Lesson 4.0's checks: the terminal was opened before the variable was set, or it holds a different password.</w:t>
       </w:r>
     </w:p>
     <w:p>
@@ -13855,7 +14947,7 @@
         <w:pStyle w:val="SourceCode"/>
       </w:pPr>
       <w:r>
-        <w:t>const insertContactSQL = "INSERT INTO contacts (name, email, phone) " +</w:t>
+        <w:t>const insertContactSQL = "INSERT INTO contacts_go (name, email, phone) " +</w:t>
       </w:r>
     </w:p>
     <w:p>
@@ -14799,7 +15891,7 @@
         <w:pStyle w:val="SourceCode"/>
       </w:pPr>
       <w:r>
-        <w:t xml:space="preserve">    attackName := "x', 'y', 'z'); DROP TABLE contacts; --"</w:t>
+        <w:t xml:space="preserve">    attackName := "x', 'y', 'z'); DROP TABLE contacts_go; --"</w:t>
       </w:r>
     </w:p>
     <w:p>
@@ -14823,15 +15915,15 @@
         <w:pStyle w:val="SourceCode"/>
       </w:pPr>
       <w:r>
-        <w:t xml:space="preserve">    joined := "INSERT INTO contacts (name, email, phone)\nVALUES ('" +</w:t>
-      </w:r>
-    </w:p>
-    <w:p>
-      <w:pPr>
-        <w:pStyle w:val="SourceCode"/>
-      </w:pPr>
-      <w:r>
-        <w:t xml:space="preserve">        attackName + "', '" + attackEmail + "', '" + attackPhone + "')"</w:t>
+        <w:t xml:space="preserve">    joined := "INSERT INTO contacts_go (name, email, phone)\nVALUES ('" +</w:t>
+      </w:r>
+    </w:p>
+    <w:p>
+      <w:pPr>
+        <w:pStyle w:val="SourceCode"/>
+      </w:pPr>
+      <w:r>
+        <w:t xml:space="preserve">        attackName + "',\n'" + attackEmail + "', '" + attackPhone + "')"</w:t>
       </w:r>
     </w:p>
     <w:p>
@@ -14936,7 +16028,7 @@
         <w:keepNext/>
       </w:pPr>
       <w:r>
-        <w:t>Run the program from the lesson-4.5 folder, in a terminal that has SPA_DB_PASSWORD. Reset first so the ids are 1 and 2: the mysql lines run the Data Reset from Project Setup, which leaves the contacts table empty, before the program runs.</w:t>
+        <w:t>Run the program from the lesson-4.5 folder, in a terminal that has SPA_DB_PASSWORD. Reset first so the ids are 1 and 2: the mysql lines run this language's reset from the Data Reset in Project Setup, which leaves contacts_go empty, before the program runs.</w:t>
       </w:r>
     </w:p>
     <w:p>
@@ -14986,7 +16078,7 @@
         <w:keepNext/>
       </w:pPr>
       <w:r>
-        <w:t xml:space="preserve">    -e "source ./sql/reset_contacts.sql"</w:t>
+        <w:t xml:space="preserve">    -e "source ./sql/reset_contacts_go.sql"</w:t>
       </w:r>
     </w:p>
     <w:p>
@@ -15043,7 +16135,7 @@
         <w:keepNext/>
       </w:pPr>
       <w:r>
-        <w:t>mysql -u devuser -h 127.0.0.1 -P 3306 -D spa_contacts &lt; ./sql/reset_contacts.sql</w:t>
+        <w:t>mysql -u devuser -h 127.0.0.1 -P 3306 -D spa_contacts \</w:t>
       </w:r>
     </w:p>
     <w:p>
@@ -15052,6 +16144,15 @@
         <w:keepNext/>
       </w:pPr>
       <w:r>
+        <w:t xml:space="preserve">    &lt; ./sql/reset_contacts_go.sql</w:t>
+      </w:r>
+    </w:p>
+    <w:p>
+      <w:pPr>
+        <w:pStyle w:val="CommandBlock"/>
+        <w:keepNext/>
+      </w:pPr>
+      <w:r>
         <w:t>unset MYSQL_PWD</w:t>
       </w:r>
     </w:p>
@@ -15122,7 +16223,7 @@
         <w:keepNext/>
       </w:pPr>
       <w:r>
-        <w:t>INSERT INTO contacts (name, email, phone)</w:t>
+        <w:t>INSERT INTO contacts_go (name, email, phone)</w:t>
       </w:r>
     </w:p>
     <w:p>
@@ -15131,7 +16232,7 @@
         <w:keepNext/>
       </w:pPr>
       <w:r>
-        <w:t>VALUES ('x', 'y', 'z'); DROP TABLE contacts; --', 'eve@example.com', '555-0199')</w:t>
+        <w:t>VALUES ('x', 'y', 'z'); DROP TABLE contacts_go; --',</w:t>
       </w:r>
     </w:p>
     <w:p>
@@ -15140,12 +16241,21 @@
         <w:keepNext/>
       </w:pPr>
       <w:r>
-        <w:t>Inserted x', 'y', 'z'); DROP TABLE contacts; -- with id 2</w:t>
+        <w:t>'eve@example.com', '555-0199')</w:t>
       </w:r>
     </w:p>
     <w:p>
       <w:pPr>
         <w:pStyle w:val="RequiredOutput"/>
+        <w:keepNext/>
+      </w:pPr>
+      <w:r>
+        <w:t>Inserted x', 'y', 'z'); DROP TABLE contacts_go; -- with id 2</w:t>
+      </w:r>
+    </w:p>
+    <w:p>
+      <w:pPr>
+        <w:pStyle w:val="RequiredOutput"/>
       </w:pPr>
       <w:r>
         <w:t>Error: email must have one @ and a dot after it</w:t>
@@ -15177,7 +16287,7 @@
         <w:pStyle w:val="ListBullet"/>
       </w:pPr>
       <w:r>
-        <w:t>The three Joined SQL lines are the text joining would build. The quote after x ends the name, and DROP TABLE contacts follows as a second statement. The program only printed this text.</w:t>
+        <w:t>The four Joined SQL lines are the text joining would build; the programs start a new line after the name, so each line fits on the screen. The quote after x ends the name, and DROP TABLE contacts_go follows as a second statement. The program only printed this text.</w:t>
       </w:r>
     </w:p>
     <w:p>
@@ -15185,7 +16295,7 @@
         <w:pStyle w:val="ListBullet"/>
       </w:pPr>
       <w:r>
-        <w:t>Inserted x', 'y', 'z'); DROP TABLE contacts; -- with id 2 proves the parameters kept the whole attack as one value: the quotes and the DROP were stored as plain text in the name column, and the table is still there.</w:t>
+        <w:t>Inserted x', 'y', 'z'); DROP TABLE contacts_go; -- with id 2 proves the parameters kept the whole attack as one value: the quotes and the DROP were stored as plain text in the name column, and the table is still there.</w:t>
       </w:r>
     </w:p>
     <w:p>
@@ -15447,7 +16557,7 @@
         <w:pStyle w:val="SourceCode"/>
       </w:pPr>
       <w:r>
-        <w:t>const insertContactSQL = "INSERT INTO contacts (name, email, phone) " +</w:t>
+        <w:t>const insertContactSQL = "INSERT INTO contacts_go (name, email, phone) " +</w:t>
       </w:r>
     </w:p>
     <w:p>
@@ -16378,15 +17488,15 @@
         <w:pStyle w:val="SourceCode"/>
       </w:pPr>
       <w:r>
-        <w:t xml:space="preserve">    joined := "INSERT INTO contacts (name, email, phone)\nVALUES ('" +</w:t>
-      </w:r>
-    </w:p>
-    <w:p>
-      <w:pPr>
-        <w:pStyle w:val="SourceCode"/>
-      </w:pPr>
-      <w:r>
-        <w:t xml:space="preserve">        contactName + "', '" + email + "', '" + phone + "')"</w:t>
+        <w:t xml:space="preserve">    joined := "INSERT INTO contacts_go (name, email, phone)\nVALUES ('" +</w:t>
+      </w:r>
+    </w:p>
+    <w:p>
+      <w:pPr>
+        <w:pStyle w:val="SourceCode"/>
+      </w:pPr>
+      <w:r>
+        <w:t xml:space="preserve">        contactName + "',\n'" + email + "', '" + phone + "')"</w:t>
       </w:r>
     </w:p>
     <w:p>
@@ -16540,7 +17650,7 @@
         <w:pStyle w:val="SourceCode"/>
       </w:pPr>
       <w:r>
-        <w:t xml:space="preserve">    attackName := "x', 'y', 'z'); DROP TABLE contacts; --"</w:t>
+        <w:t xml:space="preserve">    attackName := "x', 'y', 'z'); DROP TABLE contacts_go; --"</w:t>
       </w:r>
     </w:p>
     <w:p>
@@ -16879,7 +17989,7 @@
         <w:keepNext/>
       </w:pPr>
       <w:r>
-        <w:t xml:space="preserve">    -e "source ./sql/reset_contacts.sql"</w:t>
+        <w:t xml:space="preserve">    -e "source ./sql/reset_contacts_go.sql"</w:t>
       </w:r>
     </w:p>
     <w:p>
@@ -16945,7 +18055,7 @@
         <w:keepNext/>
       </w:pPr>
       <w:r>
-        <w:t>mysql -u devuser -h 127.0.0.1 -P 3306 -D spa_contacts &lt; ./sql/reset_contacts.sql</w:t>
+        <w:t>mysql -u devuser -h 127.0.0.1 -P 3306 -D spa_contacts \</w:t>
       </w:r>
     </w:p>
     <w:p>
@@ -16954,6 +18064,15 @@
         <w:keepNext/>
       </w:pPr>
       <w:r>
+        <w:t xml:space="preserve">    &lt; ./sql/reset_contacts_go.sql</w:t>
+      </w:r>
+    </w:p>
+    <w:p>
+      <w:pPr>
+        <w:pStyle w:val="CommandBlock"/>
+        <w:keepNext/>
+      </w:pPr>
+      <w:r>
         <w:t>unset MYSQL_PWD</w:t>
       </w:r>
     </w:p>
@@ -17033,7 +18152,7 @@
         <w:keepNext/>
       </w:pPr>
       <w:r>
-        <w:t>INSERT INTO contacts (name, email, phone)</w:t>
+        <w:t>INSERT INTO contacts_go (name, email, phone)</w:t>
       </w:r>
     </w:p>
     <w:p>
@@ -17042,7 +18161,7 @@
         <w:keepNext/>
       </w:pPr>
       <w:r>
-        <w:t>VALUES ('x', 'y', 'z'); DROP TABLE contacts; --', 'eve@example.com', '555-0199')</w:t>
+        <w:t>VALUES ('x', 'y', 'z'); DROP TABLE contacts_go; --',</w:t>
       </w:r>
     </w:p>
     <w:p>
@@ -17051,7 +18170,7 @@
         <w:keepNext/>
       </w:pPr>
       <w:r>
-        <w:t>Inserted x', 'y', 'z'); DROP TABLE contacts; -- with id 2</w:t>
+        <w:t>'eve@example.com', '555-0199')</w:t>
       </w:r>
     </w:p>
     <w:p>
@@ -17060,6 +18179,15 @@
         <w:keepNext/>
       </w:pPr>
       <w:r>
+        <w:t>Inserted x', 'y', 'z'); DROP TABLE contacts_go; -- with id 2</w:t>
+      </w:r>
+    </w:p>
+    <w:p>
+      <w:pPr>
+        <w:pStyle w:val="RequiredOutput"/>
+        <w:keepNext/>
+      </w:pPr>
+      <w:r>
         <w:t>Error: email must have one @ and a dot after it</w:t>
       </w:r>
     </w:p>
@@ -17077,7 +18205,7 @@
         <w:pStyle w:val="RequiredOutput"/>
       </w:pPr>
       <w:r>
-        <w:t>Error: Duplicate entry 'ada@example.com' for key 'contacts.email'</w:t>
+        <w:t>Error: Duplicate entry 'ada@example.com' for key 'contacts_go.email'</w:t>
       </w:r>
     </w:p>
     <w:p>
@@ -17090,7 +18218,7 @@
         <w:pStyle w:val="ListBullet"/>
       </w:pPr>
       <w:r>
-        <w:t>The first seven lines match the Basic version's, because addContact does the same work for the same three contacts.</w:t>
+        <w:t>The first eight lines match the Basic version's, because addContact does the same work for the same three contacts.</w:t>
       </w:r>
     </w:p>
     <w:p>
@@ -17130,7 +18258,7 @@
         <w:pStyle w:val="ListBullet"/>
       </w:pPr>
       <w:r>
-        <w:t>If the program reports Table 'spa_contacts.contacts' doesn't exist, the table is missing: run the Data Reset in Project Setup. If it reports Access denied or SPA_DB_PASSWORD is not set, see Lesson 4.0's checks: the terminal was opened before the variable was set, or it holds a different password.</w:t>
+        <w:t>If the program reports Table 'spa_contacts.contacts_go' doesn't exist, the table is missing: run the Data Reset in Project Setup. If it reports Access denied or SPA_DB_PASSWORD is not set, see Lesson 4.0's checks: the terminal was opened before the variable was set, or it holds a different password.</w:t>
       </w:r>
     </w:p>
     <w:p>
@@ -17384,7 +18512,15 @@
         <w:pStyle w:val="SourceCode"/>
       </w:pPr>
       <w:r>
-        <w:t>INSERT_CONTACT = "INSERT INTO contacts (name, email, phone) VALUES (%s, %s, %s)"</w:t>
+        <w:t>INSERT_CONTACT = ("INSERT INTO contacts_python (name, email, phone) "</w:t>
+      </w:r>
+    </w:p>
+    <w:p>
+      <w:pPr>
+        <w:pStyle w:val="SourceCode"/>
+      </w:pPr>
+      <w:r>
+        <w:t xml:space="preserve">                  "VALUES (%s, %s, %s)")</w:t>
       </w:r>
     </w:p>
     <w:p>
@@ -18124,7 +19260,7 @@
         <w:pStyle w:val="SourceCode"/>
       </w:pPr>
       <w:r>
-        <w:t xml:space="preserve">    attack_name = "x', 'y', 'z'); DROP TABLE contacts; --"</w:t>
+        <w:t xml:space="preserve">    attack_name = "x', 'y', 'z'); DROP TABLE contacts_python; --"</w:t>
       </w:r>
     </w:p>
     <w:p>
@@ -18148,15 +19284,15 @@
         <w:pStyle w:val="SourceCode"/>
       </w:pPr>
       <w:r>
-        <w:t xml:space="preserve">    joined = ("INSERT INTO contacts (name, email, phone)\nVALUES ('"</w:t>
-      </w:r>
-    </w:p>
-    <w:p>
-      <w:pPr>
-        <w:pStyle w:val="SourceCode"/>
-      </w:pPr>
-      <w:r>
-        <w:t xml:space="preserve">              + attack_name + "', '" + attack_email + "', '"</w:t>
+        <w:t xml:space="preserve">    joined = ("INSERT INTO contacts_python (name, email, phone)\nVALUES ('"</w:t>
+      </w:r>
+    </w:p>
+    <w:p>
+      <w:pPr>
+        <w:pStyle w:val="SourceCode"/>
+      </w:pPr>
+      <w:r>
+        <w:t xml:space="preserve">              + attack_name + "',\n'" + attack_email + "', '"</w:t>
       </w:r>
     </w:p>
     <w:p>
@@ -18303,7 +19439,7 @@
         <w:keepNext/>
       </w:pPr>
       <w:r>
-        <w:t>Run the program from the lesson-4.5 folder, in a terminal that has SPA_DB_PASSWORD. Python has no build step. Reset first so the ids are 1 and 2: the mysql lines run the Data Reset from Project Setup, which leaves the contacts table empty, before the program runs.</w:t>
+        <w:t>Run the program from the lesson-4.5 folder, in a terminal that has SPA_DB_PASSWORD. Python has no build step. Reset first so the ids are 1 and 2: the mysql lines run this language's reset from the Data Reset in Project Setup, which leaves contacts_python empty, before the program runs.</w:t>
       </w:r>
     </w:p>
     <w:p>
@@ -18344,7 +19480,7 @@
         <w:keepNext/>
       </w:pPr>
       <w:r>
-        <w:t xml:space="preserve">    -e "source ./sql/reset_contacts.sql"</w:t>
+        <w:t xml:space="preserve">    -e "source ./sql/reset_contacts_python.sql"</w:t>
       </w:r>
     </w:p>
     <w:p>
@@ -18392,7 +19528,7 @@
         <w:keepNext/>
       </w:pPr>
       <w:r>
-        <w:t>mysql -u devuser -h 127.0.0.1 -P 3306 -D spa_contacts &lt; ./sql/reset_contacts.sql</w:t>
+        <w:t>mysql -u devuser -h 127.0.0.1 -P 3306 -D spa_contacts \</w:t>
       </w:r>
     </w:p>
     <w:p>
@@ -18401,6 +19537,15 @@
         <w:keepNext/>
       </w:pPr>
       <w:r>
+        <w:t xml:space="preserve">    &lt; ./sql/reset_contacts_python.sql</w:t>
+      </w:r>
+    </w:p>
+    <w:p>
+      <w:pPr>
+        <w:pStyle w:val="CommandBlock"/>
+        <w:keepNext/>
+      </w:pPr>
+      <w:r>
         <w:t>unset MYSQL_PWD</w:t>
       </w:r>
     </w:p>
@@ -18471,7 +19616,7 @@
         <w:keepNext/>
       </w:pPr>
       <w:r>
-        <w:t>INSERT INTO contacts (name, email, phone)</w:t>
+        <w:t>INSERT INTO contacts_python (name, email, phone)</w:t>
       </w:r>
     </w:p>
     <w:p>
@@ -18480,7 +19625,7 @@
         <w:keepNext/>
       </w:pPr>
       <w:r>
-        <w:t>VALUES ('x', 'y', 'z'); DROP TABLE contacts; --', 'eve@example.com', '555-0199')</w:t>
+        <w:t>VALUES ('x', 'y', 'z'); DROP TABLE contacts_python; --',</w:t>
       </w:r>
     </w:p>
     <w:p>
@@ -18489,12 +19634,21 @@
         <w:keepNext/>
       </w:pPr>
       <w:r>
-        <w:t>Inserted x', 'y', 'z'); DROP TABLE contacts; -- with id 2</w:t>
+        <w:t>'eve@example.com', '555-0199')</w:t>
       </w:r>
     </w:p>
     <w:p>
       <w:pPr>
         <w:pStyle w:val="RequiredOutput"/>
+        <w:keepNext/>
+      </w:pPr>
+      <w:r>
+        <w:t>Inserted x', 'y', 'z'); DROP TABLE contacts_python; -- with id 2</w:t>
+      </w:r>
+    </w:p>
+    <w:p>
+      <w:pPr>
+        <w:pStyle w:val="RequiredOutput"/>
       </w:pPr>
       <w:r>
         <w:t>Error: email must have one @ and a dot after it</w:t>
@@ -18526,7 +19680,7 @@
         <w:pStyle w:val="ListBullet"/>
       </w:pPr>
       <w:r>
-        <w:t>The three Joined SQL lines are the text joining would build. The quote after x ends the name, and DROP TABLE contacts follows as a second statement. The program only printed this text.</w:t>
+        <w:t>The four Joined SQL lines are the text joining would build; the programs start a new line after the name, so each line fits on the screen. The quote after x ends the name, and DROP TABLE contacts_python follows as a second statement. The program only printed this text.</w:t>
       </w:r>
     </w:p>
     <w:p>
@@ -18534,7 +19688,7 @@
         <w:pStyle w:val="ListBullet"/>
       </w:pPr>
       <w:r>
-        <w:t>Inserted x', 'y', 'z'); DROP TABLE contacts; -- with id 2 proves the parameters kept the whole attack as one value: the quotes and the DROP were stored as plain text in the name column, and the table is still there.</w:t>
+        <w:t>Inserted x', 'y', 'z'); DROP TABLE contacts_python; -- with id 2 proves the parameters kept the whole attack as one value: the quotes and the DROP were stored as plain text in the name column, and the table is still there.</w:t>
       </w:r>
     </w:p>
     <w:p>
@@ -18734,7 +19888,15 @@
         <w:pStyle w:val="SourceCode"/>
       </w:pPr>
       <w:r>
-        <w:t>INSERT_CONTACT = "INSERT INTO contacts (name, email, phone) VALUES (%s, %s, %s)"</w:t>
+        <w:t>INSERT_CONTACT = ("INSERT INTO contacts_python (name, email, phone) "</w:t>
+      </w:r>
+    </w:p>
+    <w:p>
+      <w:pPr>
+        <w:pStyle w:val="SourceCode"/>
+      </w:pPr>
+      <w:r>
+        <w:t xml:space="preserve">                  "VALUES (%s, %s, %s)")</w:t>
       </w:r>
     </w:p>
     <w:p>
@@ -19434,15 +20596,15 @@
         <w:pStyle w:val="SourceCode"/>
       </w:pPr>
       <w:r>
-        <w:t xml:space="preserve">    joined = ("INSERT INTO contacts (name, email, phone)\nVALUES ('"</w:t>
-      </w:r>
-    </w:p>
-    <w:p>
-      <w:pPr>
-        <w:pStyle w:val="SourceCode"/>
-      </w:pPr>
-      <w:r>
-        <w:t xml:space="preserve">              + contact_name + "', '" + email + "', '" + phone + "')")</w:t>
+        <w:t xml:space="preserve">    joined = ("INSERT INTO contacts_python (name, email, phone)\nVALUES ('"</w:t>
+      </w:r>
+    </w:p>
+    <w:p>
+      <w:pPr>
+        <w:pStyle w:val="SourceCode"/>
+      </w:pPr>
+      <w:r>
+        <w:t xml:space="preserve">              + contact_name + "',\n'" + email + "', '" + phone + "')")</w:t>
       </w:r>
     </w:p>
     <w:p>
@@ -19614,7 +20776,7 @@
         <w:pStyle w:val="SourceCode"/>
       </w:pPr>
       <w:r>
-        <w:t xml:space="preserve">            attack_name = "x', 'y', 'z'); DROP TABLE contacts; --"</w:t>
+        <w:t xml:space="preserve">            attack_name = "x', 'y', 'z'); DROP TABLE contacts_python; --"</w:t>
       </w:r>
     </w:p>
     <w:p>
@@ -19848,7 +21010,7 @@
         <w:keepNext/>
       </w:pPr>
       <w:r>
-        <w:t xml:space="preserve">    -e "source ./sql/reset_contacts.sql"</w:t>
+        <w:t xml:space="preserve">    -e "source ./sql/reset_contacts_python.sql"</w:t>
       </w:r>
     </w:p>
     <w:p>
@@ -19905,7 +21067,7 @@
         <w:keepNext/>
       </w:pPr>
       <w:r>
-        <w:t>mysql -u devuser -h 127.0.0.1 -P 3306 -D spa_contacts &lt; ./sql/reset_contacts.sql</w:t>
+        <w:t>mysql -u devuser -h 127.0.0.1 -P 3306 -D spa_contacts \</w:t>
       </w:r>
     </w:p>
     <w:p>
@@ -19914,6 +21076,15 @@
         <w:keepNext/>
       </w:pPr>
       <w:r>
+        <w:t xml:space="preserve">    &lt; ./sql/reset_contacts_python.sql</w:t>
+      </w:r>
+    </w:p>
+    <w:p>
+      <w:pPr>
+        <w:pStyle w:val="CommandBlock"/>
+        <w:keepNext/>
+      </w:pPr>
+      <w:r>
         <w:t>unset MYSQL_PWD</w:t>
       </w:r>
     </w:p>
@@ -19993,7 +21164,7 @@
         <w:keepNext/>
       </w:pPr>
       <w:r>
-        <w:t>INSERT INTO contacts (name, email, phone)</w:t>
+        <w:t>INSERT INTO contacts_python (name, email, phone)</w:t>
       </w:r>
     </w:p>
     <w:p>
@@ -20002,7 +21173,7 @@
         <w:keepNext/>
       </w:pPr>
       <w:r>
-        <w:t>VALUES ('x', 'y', 'z'); DROP TABLE contacts; --', 'eve@example.com', '555-0199')</w:t>
+        <w:t>VALUES ('x', 'y', 'z'); DROP TABLE contacts_python; --',</w:t>
       </w:r>
     </w:p>
     <w:p>
@@ -20011,7 +21182,7 @@
         <w:keepNext/>
       </w:pPr>
       <w:r>
-        <w:t>Inserted x', 'y', 'z'); DROP TABLE contacts; -- with id 2</w:t>
+        <w:t>'eve@example.com', '555-0199')</w:t>
       </w:r>
     </w:p>
     <w:p>
@@ -20020,6 +21191,15 @@
         <w:keepNext/>
       </w:pPr>
       <w:r>
+        <w:t>Inserted x', 'y', 'z'); DROP TABLE contacts_python; -- with id 2</w:t>
+      </w:r>
+    </w:p>
+    <w:p>
+      <w:pPr>
+        <w:pStyle w:val="RequiredOutput"/>
+        <w:keepNext/>
+      </w:pPr>
+      <w:r>
         <w:t>Error: email must have one @ and a dot after it</w:t>
       </w:r>
     </w:p>
@@ -20037,7 +21217,7 @@
         <w:pStyle w:val="RequiredOutput"/>
       </w:pPr>
       <w:r>
-        <w:t>Error: Duplicate entry 'ada@example.com' for key 'contacts.email'</w:t>
+        <w:t>Error: Duplicate entry 'ada@example.com' for key 'contacts_python.email'</w:t>
       </w:r>
     </w:p>
     <w:p>
@@ -20050,7 +21230,7 @@
         <w:pStyle w:val="ListBullet"/>
       </w:pPr>
       <w:r>
-        <w:t>The first seven lines match the Basic version's, because add_contact does the same work for the same three contacts.</w:t>
+        <w:t>The first eight lines match the Basic version's, because add_contact does the same work for the same three contacts.</w:t>
       </w:r>
     </w:p>
     <w:p>
@@ -20090,7 +21270,7 @@
         <w:pStyle w:val="ListBullet"/>
       </w:pPr>
       <w:r>
-        <w:t>If the program reports Table 'spa_contacts.contacts' doesn't exist, the table is missing: run the Data Reset in Project Setup. If it reports Access denied or SPA_DB_PASSWORD is not set, see Lesson 4.0's checks: the terminal was opened before the variable was set, or it holds a different password.</w:t>
+        <w:t>If the program reports Table 'spa_contacts.contacts_python' doesn't exist, the table is missing: run the Data Reset in Project Setup. If it reports Access denied or SPA_DB_PASSWORD is not set, see Lesson 4.0's checks: the terminal was opened before the variable was set, or it holds a different password.</w:t>
       </w:r>
     </w:p>
     <w:p>
@@ -20339,7 +21519,7 @@
         <w:pStyle w:val="SourceCode"/>
       </w:pPr>
       <w:r>
-        <w:t xml:space="preserve">    "INSERT INTO contacts (name, email, phone) VALUES (?, ?, ?)";</w:t>
+        <w:t xml:space="preserve">    "INSERT INTO contacts_typescript (name, email, phone) VALUES (?, ?, ?)";</w:t>
       </w:r>
     </w:p>
     <w:p>
@@ -21339,7 +22519,15 @@
         <w:pStyle w:val="SourceCode"/>
       </w:pPr>
       <w:r>
-        <w:t xml:space="preserve">    const attackName: string = "x', 'y', 'z'); DROP TABLE contacts; --";</w:t>
+        <w:t xml:space="preserve">    const attackName: string =</w:t>
+      </w:r>
+    </w:p>
+    <w:p>
+      <w:pPr>
+        <w:pStyle w:val="SourceCode"/>
+      </w:pPr>
+      <w:r>
+        <w:t xml:space="preserve">        "x', 'y', 'z'); DROP TABLE contacts_typescript; --";</w:t>
       </w:r>
     </w:p>
     <w:p>
@@ -21363,15 +22551,23 @@
         <w:pStyle w:val="SourceCode"/>
       </w:pPr>
       <w:r>
-        <w:t xml:space="preserve">    const joined: string = "INSERT INTO contacts (name, email, phone)\n" +</w:t>
-      </w:r>
-    </w:p>
-    <w:p>
-      <w:pPr>
-        <w:pStyle w:val="SourceCode"/>
-      </w:pPr>
-      <w:r>
-        <w:t xml:space="preserve">        "VALUES ('" + attackName + "', '" + attackEmail + "', '" +</w:t>
+        <w:t xml:space="preserve">    const joined: string =</w:t>
+      </w:r>
+    </w:p>
+    <w:p>
+      <w:pPr>
+        <w:pStyle w:val="SourceCode"/>
+      </w:pPr>
+      <w:r>
+        <w:t xml:space="preserve">        "INSERT INTO contacts_typescript (name, email, phone)\n" +</w:t>
+      </w:r>
+    </w:p>
+    <w:p>
+      <w:pPr>
+        <w:pStyle w:val="SourceCode"/>
+      </w:pPr>
+      <w:r>
+        <w:t xml:space="preserve">        "VALUES ('" + attackName + "',\n'" + attackEmail + "', '" +</w:t>
       </w:r>
     </w:p>
     <w:p>
@@ -21514,7 +22710,7 @@
         <w:keepNext/>
       </w:pPr>
       <w:r>
-        <w:t>Run the program from the lesson-4.5 folder, in a terminal that has SPA_DB_PASSWORD. Reset first so the ids are 1 and 2: the mysql lines run the Data Reset from Project Setup, which leaves the contacts table empty, before the program runs.</w:t>
+        <w:t>Run the program from the lesson-4.5 folder, in a terminal that has SPA_DB_PASSWORD. Reset first so the ids are 1 and 2: the mysql lines run this language's reset from the Data Reset in Project Setup, which leaves contacts_typescript empty, before the program runs.</w:t>
       </w:r>
     </w:p>
     <w:p>
@@ -21573,7 +22769,7 @@
         <w:keepNext/>
       </w:pPr>
       <w:r>
-        <w:t xml:space="preserve">    -e "source ./sql/reset_contacts.sql"</w:t>
+        <w:t xml:space="preserve">    -e "source ./sql/reset_contacts_typescript.sql"</w:t>
       </w:r>
     </w:p>
     <w:p>
@@ -21639,7 +22835,7 @@
         <w:keepNext/>
       </w:pPr>
       <w:r>
-        <w:t>mysql -u devuser -h 127.0.0.1 -P 3306 -D spa_contacts &lt; ./sql/reset_contacts.sql</w:t>
+        <w:t>mysql -u devuser -h 127.0.0.1 -P 3306 -D spa_contacts \</w:t>
       </w:r>
     </w:p>
     <w:p>
@@ -21648,6 +22844,15 @@
         <w:keepNext/>
       </w:pPr>
       <w:r>
+        <w:t xml:space="preserve">    &lt; ./sql/reset_contacts_typescript.sql</w:t>
+      </w:r>
+    </w:p>
+    <w:p>
+      <w:pPr>
+        <w:pStyle w:val="CommandBlock"/>
+        <w:keepNext/>
+      </w:pPr>
+      <w:r>
         <w:t>unset MYSQL_PWD</w:t>
       </w:r>
     </w:p>
@@ -21718,7 +22923,7 @@
         <w:keepNext/>
       </w:pPr>
       <w:r>
-        <w:t>INSERT INTO contacts (name, email, phone)</w:t>
+        <w:t>INSERT INTO contacts_typescript (name, email, phone)</w:t>
       </w:r>
     </w:p>
     <w:p>
@@ -21727,7 +22932,7 @@
         <w:keepNext/>
       </w:pPr>
       <w:r>
-        <w:t>VALUES ('x', 'y', 'z'); DROP TABLE contacts; --', 'eve@example.com', '555-0199')</w:t>
+        <w:t>VALUES ('x', 'y', 'z'); DROP TABLE contacts_typescript; --',</w:t>
       </w:r>
     </w:p>
     <w:p>
@@ -21736,12 +22941,21 @@
         <w:keepNext/>
       </w:pPr>
       <w:r>
-        <w:t>Inserted x', 'y', 'z'); DROP TABLE contacts; -- with id 2</w:t>
+        <w:t>'eve@example.com', '555-0199')</w:t>
       </w:r>
     </w:p>
     <w:p>
       <w:pPr>
         <w:pStyle w:val="RequiredOutput"/>
+        <w:keepNext/>
+      </w:pPr>
+      <w:r>
+        <w:t>Inserted x', 'y', 'z'); DROP TABLE contacts_typescript; -- with id 2</w:t>
+      </w:r>
+    </w:p>
+    <w:p>
+      <w:pPr>
+        <w:pStyle w:val="RequiredOutput"/>
       </w:pPr>
       <w:r>
         <w:t>Error: email must have one @ and a dot after it</w:t>
@@ -21773,7 +22987,7 @@
         <w:pStyle w:val="ListBullet"/>
       </w:pPr>
       <w:r>
-        <w:t>The three Joined SQL lines are the text joining would build. The quote after x ends the name, and DROP TABLE contacts follows as a second statement. The program only printed this text.</w:t>
+        <w:t>The four Joined SQL lines are the text joining would build; the programs start a new line after the name, so each line fits on the screen. The quote after x ends the name, and DROP TABLE contacts_typescript follows as a second statement. The program only printed this text.</w:t>
       </w:r>
     </w:p>
     <w:p>
@@ -21781,7 +22995,7 @@
         <w:pStyle w:val="ListBullet"/>
       </w:pPr>
       <w:r>
-        <w:t>Inserted x', 'y', 'z'); DROP TABLE contacts; -- with id 2 proves the parameters kept the whole attack as one value: the quotes and the DROP were stored as plain text in the name column, and the table is still there.</w:t>
+        <w:t>Inserted x', 'y', 'z'); DROP TABLE contacts_typescript; -- with id 2 proves the parameters kept the whole attack as one value: the quotes and the DROP were stored as plain text in the name column, and the table is still there.</w:t>
       </w:r>
     </w:p>
     <w:p>
@@ -21976,7 +23190,7 @@
         <w:pStyle w:val="SourceCode"/>
       </w:pPr>
       <w:r>
-        <w:t xml:space="preserve">    "INSERT INTO contacts (name, email, phone) VALUES (?, ?, ?)";</w:t>
+        <w:t xml:space="preserve">    "INSERT INTO contacts_typescript (name, email, phone) VALUES (?, ?, ?)";</w:t>
       </w:r>
     </w:p>
     <w:p>
@@ -23032,15 +24246,23 @@
         <w:pStyle w:val="SourceCode"/>
       </w:pPr>
       <w:r>
-        <w:t xml:space="preserve">    const joined: string = "INSERT INTO contacts (name, email, phone)\n" +</w:t>
-      </w:r>
-    </w:p>
-    <w:p>
-      <w:pPr>
-        <w:pStyle w:val="SourceCode"/>
-      </w:pPr>
-      <w:r>
-        <w:t xml:space="preserve">        "VALUES ('" + contactName + "', '" + email + "', '" + phone + "')";</w:t>
+        <w:t xml:space="preserve">    const joined: string =</w:t>
+      </w:r>
+    </w:p>
+    <w:p>
+      <w:pPr>
+        <w:pStyle w:val="SourceCode"/>
+      </w:pPr>
+      <w:r>
+        <w:t xml:space="preserve">        "INSERT INTO contacts_typescript (name, email, phone)\n" +</w:t>
+      </w:r>
+    </w:p>
+    <w:p>
+      <w:pPr>
+        <w:pStyle w:val="SourceCode"/>
+      </w:pPr>
+      <w:r>
+        <w:t xml:space="preserve">        "VALUES ('" + contactName + "',\n'" + email + "', '" + phone + "')";</w:t>
       </w:r>
     </w:p>
     <w:p>
@@ -23271,7 +24493,7 @@
         <w:pStyle w:val="SourceCode"/>
       </w:pPr>
       <w:r>
-        <w:t xml:space="preserve">                "x', 'y', 'z'); DROP TABLE contacts; --";</w:t>
+        <w:t xml:space="preserve">                "x', 'y', 'z'); DROP TABLE contacts_typescript; --";</w:t>
       </w:r>
     </w:p>
     <w:p>
@@ -23551,7 +24773,7 @@
         <w:keepNext/>
       </w:pPr>
       <w:r>
-        <w:t xml:space="preserve">    -e "source ./sql/reset_contacts.sql"</w:t>
+        <w:t xml:space="preserve">    -e "source ./sql/reset_contacts_typescript.sql"</w:t>
       </w:r>
     </w:p>
     <w:p>
@@ -23626,7 +24848,7 @@
         <w:keepNext/>
       </w:pPr>
       <w:r>
-        <w:t>mysql -u devuser -h 127.0.0.1 -P 3306 -D spa_contacts &lt; ./sql/reset_contacts.sql</w:t>
+        <w:t>mysql -u devuser -h 127.0.0.1 -P 3306 -D spa_contacts \</w:t>
       </w:r>
     </w:p>
     <w:p>
@@ -23635,6 +24857,15 @@
         <w:keepNext/>
       </w:pPr>
       <w:r>
+        <w:t xml:space="preserve">    &lt; ./sql/reset_contacts_typescript.sql</w:t>
+      </w:r>
+    </w:p>
+    <w:p>
+      <w:pPr>
+        <w:pStyle w:val="CommandBlock"/>
+        <w:keepNext/>
+      </w:pPr>
+      <w:r>
         <w:t>unset MYSQL_PWD</w:t>
       </w:r>
     </w:p>
@@ -23714,7 +24945,7 @@
         <w:keepNext/>
       </w:pPr>
       <w:r>
-        <w:t>INSERT INTO contacts (name, email, phone)</w:t>
+        <w:t>INSERT INTO contacts_typescript (name, email, phone)</w:t>
       </w:r>
     </w:p>
     <w:p>
@@ -23723,7 +24954,7 @@
         <w:keepNext/>
       </w:pPr>
       <w:r>
-        <w:t>VALUES ('x', 'y', 'z'); DROP TABLE contacts; --', 'eve@example.com', '555-0199')</w:t>
+        <w:t>VALUES ('x', 'y', 'z'); DROP TABLE contacts_typescript; --',</w:t>
       </w:r>
     </w:p>
     <w:p>
@@ -23732,7 +24963,7 @@
         <w:keepNext/>
       </w:pPr>
       <w:r>
-        <w:t>Inserted x', 'y', 'z'); DROP TABLE contacts; -- with id 2</w:t>
+        <w:t>'eve@example.com', '555-0199')</w:t>
       </w:r>
     </w:p>
     <w:p>
@@ -23741,6 +24972,15 @@
         <w:keepNext/>
       </w:pPr>
       <w:r>
+        <w:t>Inserted x', 'y', 'z'); DROP TABLE contacts_typescript; -- with id 2</w:t>
+      </w:r>
+    </w:p>
+    <w:p>
+      <w:pPr>
+        <w:pStyle w:val="RequiredOutput"/>
+        <w:keepNext/>
+      </w:pPr>
+      <w:r>
         <w:t>Error: email must have one @ and a dot after it</w:t>
       </w:r>
     </w:p>
@@ -23758,7 +24998,7 @@
         <w:pStyle w:val="RequiredOutput"/>
       </w:pPr>
       <w:r>
-        <w:t>Error: Duplicate entry 'ada@example.com' for key 'contacts.email'</w:t>
+        <w:t>Error: Duplicate entry 'ada@example.com' for key 'contacts_typescript.email'</w:t>
       </w:r>
     </w:p>
     <w:p>
@@ -23771,7 +25011,7 @@
         <w:pStyle w:val="ListBullet"/>
       </w:pPr>
       <w:r>
-        <w:t>The first seven lines match the Basic version's, because addContact does the same work for the same three contacts.</w:t>
+        <w:t>The first eight lines match the Basic version's, because addContact does the same work for the same three contacts.</w:t>
       </w:r>
     </w:p>
     <w:p>
@@ -23811,7 +25051,7 @@
         <w:pStyle w:val="ListBullet"/>
       </w:pPr>
       <w:r>
-        <w:t>If the program reports Table 'spa_contacts.contacts' doesn't exist, the table is missing: run the Data Reset in Project Setup. If it reports Access denied or SPA_DB_PASSWORD is not set, see Lesson 4.0's checks: the terminal was opened before the variable was set, or it holds a different password.</w:t>
+        <w:t>If the program reports Table 'spa_contacts.contacts_typescript' doesn't exist, the table is missing: run the Data Reset in Project Setup. If it reports Access denied or SPA_DB_PASSWORD is not set, see Lesson 4.0's checks: the terminal was opened before the variable was set, or it holds a different password.</w:t>
       </w:r>
     </w:p>
     <w:p>
@@ -24423,7 +25663,7 @@
         <w:pStyle w:val="ListBullet"/>
       </w:pPr>
       <w:r>
-        <w:t>Every Basic program prints the first seven Required Clean-Run Output lines below and ends with exit code 0; every Production-Minded program prints all nine, exactly, in the same order, and ends with exit code 1, because three contacts were not added.</w:t>
+        <w:t>Every Basic program prints the first eight Required Clean-Run Output lines below and ends with exit code 0; every Production-Minded program prints all ten, exactly, in the same order, and ends with exit code 1, because three contacts were not added.</w:t>
       </w:r>
     </w:p>
     <w:p>
@@ -24488,7 +25728,7 @@
         <w:keepNext/>
       </w:pPr>
       <w:r>
-        <w:t>Table: contacts, empty after the Data Reset before every run</w:t>
+        <w:t>Tables: contacts_c, contacts_cpp, contacts_csharp, contacts_go,</w:t>
       </w:r>
     </w:p>
     <w:p>
@@ -24497,6 +25737,15 @@
         <w:keepNext/>
       </w:pPr>
       <w:r>
+        <w:t xml:space="preserve">  contacts_python, contacts_typescript; each emptied by its own reset</w:t>
+      </w:r>
+    </w:p>
+    <w:p>
+      <w:pPr>
+        <w:pStyle w:val="RequiredOutput"/>
+        <w:keepNext/>
+      </w:pPr>
+      <w:r>
         <w:t>Limits: name 100, email 254, phone 20 characters; name and email required</w:t>
       </w:r>
     </w:p>
@@ -24524,7 +25773,7 @@
         <w:keepNext/>
       </w:pPr>
       <w:r>
-        <w:t>Attack:    "x', 'y', 'z'); DROP TABLE contacts; --", eve@example.com, 555-0199</w:t>
+        <w:t>Attack:    "x', 'y', 'z'); DROP TABLE contacts_c; --", eve@example.com, 555-0199</w:t>
       </w:r>
     </w:p>
     <w:p>
@@ -24612,7 +25861,7 @@
         <w:keepNext/>
       </w:pPr>
       <w:r>
-        <w:t>After the Data Reset, the Production-Minded program shows these lines and ends with exit code 1, because three contacts were not added. The Basic program shows the first seven, because it does not add the last two contacts, and ends with exit code 0. The Error lines go to the error stream; the screen shows them in this order.</w:t>
+        <w:t>After the Data Reset, the Production-Minded program shows these lines and ends with exit code 1, because three contacts were not added. The Basic program shows the first eight, because it does not add the last two contacts, and ends with exit code 0. The Error lines go to the error stream; the screen shows them in this order. These are the C programs' lines; every other language shows its own table's name, such as contacts_go, in place of contacts_c.</w:t>
       </w:r>
     </w:p>
     <w:p>
@@ -24653,7 +25902,7 @@
         <w:keepNext/>
       </w:pPr>
       <w:r>
-        <w:t>INSERT INTO contacts (name, email, phone)</w:t>
+        <w:t>INSERT INTO contacts_c (name, email, phone)</w:t>
       </w:r>
     </w:p>
     <w:p>
@@ -24662,7 +25911,7 @@
         <w:keepNext/>
       </w:pPr>
       <w:r>
-        <w:t>VALUES ('x', 'y', 'z'); DROP TABLE contacts; --', 'eve@example.com', '555-0199')</w:t>
+        <w:t>VALUES ('x', 'y', 'z'); DROP TABLE contacts_c; --',</w:t>
       </w:r>
     </w:p>
     <w:p>
@@ -24671,7 +25920,7 @@
         <w:keepNext/>
       </w:pPr>
       <w:r>
-        <w:t>Inserted x', 'y', 'z'); DROP TABLE contacts; -- with id 2</w:t>
+        <w:t>'eve@example.com', '555-0199')</w:t>
       </w:r>
     </w:p>
     <w:p>
@@ -24680,6 +25929,15 @@
         <w:keepNext/>
       </w:pPr>
       <w:r>
+        <w:t>Inserted x', 'y', 'z'); DROP TABLE contacts_c; -- with id 2</w:t>
+      </w:r>
+    </w:p>
+    <w:p>
+      <w:pPr>
+        <w:pStyle w:val="RequiredOutput"/>
+        <w:keepNext/>
+      </w:pPr>
+      <w:r>
         <w:t>Error: email must have one @ and a dot after it</w:t>
       </w:r>
     </w:p>
@@ -24697,7 +25955,7 @@
         <w:pStyle w:val="RequiredOutput"/>
       </w:pPr>
       <w:r>
-        <w:t>Error: Duplicate entry 'ada@example.com' for key 'contacts.email'</w:t>
+        <w:t>Error: Duplicate entry 'ada@example.com' for key 'contacts_c.email'</w:t>
       </w:r>
     </w:p>
     <w:p>
@@ -24720,7 +25978,7 @@
     </w:p>
     <w:p>
       <w:r>
-        <w:t>After any program, read the table back with the mysql client. SELECT ... FROM contacts reads the listed columns of every row; Lesson 4.6 teaches reading rows from a program.</w:t>
+        <w:t>After any program, read the table back with the mysql client. SELECT ... FROM contacts_c reads the listed columns of every row of the C programs' table; put your language's table in its place to read that one. Lesson 4.6 teaches reading rows from a program.</w:t>
       </w:r>
     </w:p>
     <w:p>
@@ -24769,7 +26027,7 @@
         <w:keepNext/>
       </w:pPr>
       <w:r>
-        <w:t xml:space="preserve">    -e "SELECT id, name, email, phone FROM contacts"</w:t>
+        <w:t xml:space="preserve">    -e "SELECT id, name, email, phone FROM contacts_c"</w:t>
       </w:r>
     </w:p>
     <w:p>
@@ -24817,7 +26075,7 @@
         <w:keepNext/>
       </w:pPr>
       <w:r>
-        <w:t xml:space="preserve">    -e "SELECT id, name, email, phone FROM contacts"</w:t>
+        <w:t xml:space="preserve">    -e "SELECT id, name, email, phone FROM contacts_c"</w:t>
       </w:r>
     </w:p>
     <w:p>
@@ -24838,7 +26096,7 @@
         <w:keepNext/>
       </w:pPr>
       <w:r>
-        <w:t>After any Basic or Production-Minded program, it prints exactly this table:</w:t>
+        <w:t>After any C Basic or Production-Minded program, it prints exactly this table; every other language's table holds the same rows, with its own table's name in row 2's attack text.</w:t>
       </w:r>
     </w:p>
     <w:p>
@@ -24852,7 +26110,7 @@
         <w:keepNext/>
       </w:pPr>
       <w:r>
-        <w:t>+----+----------------------------------------+-----------------+----------+</w:t>
+        <w:t>+----+------------------------------------------+-----------------+----------+</w:t>
       </w:r>
     </w:p>
     <w:p>
@@ -24861,7 +26119,7 @@
         <w:keepNext/>
       </w:pPr>
       <w:r>
-        <w:t>| id | name                                   | email           | phone    |</w:t>
+        <w:t>| id | name                                     | email           | phone    |</w:t>
       </w:r>
     </w:p>
     <w:p>
@@ -24870,7 +26128,7 @@
         <w:keepNext/>
       </w:pPr>
       <w:r>
-        <w:t>+----+----------------------------------------+-----------------+----------+</w:t>
+        <w:t>+----+------------------------------------------+-----------------+----------+</w:t>
       </w:r>
     </w:p>
     <w:p>
@@ -24879,7 +26137,7 @@
         <w:keepNext/>
       </w:pPr>
       <w:r>
-        <w:t>|  1 | Ada Lovelace                           | ada@example.com | 555-0100 |</w:t>
+        <w:t>|  1 | Ada Lovelace                             | ada@example.com | 555-0100 |</w:t>
       </w:r>
     </w:p>
     <w:p>
@@ -24888,7 +26146,7 @@
         <w:keepNext/>
       </w:pPr>
       <w:r>
-        <w:t>|  2 | x', 'y', 'z'); DROP TABLE contacts; -- | eve@example.com | 555-0199 |</w:t>
+        <w:t>|  2 | x', 'y', 'z'); DROP TABLE contacts_c; -- | eve@example.com | 555-0199 |</w:t>
       </w:r>
     </w:p>
     <w:p>
@@ -24896,7 +26154,7 @@
         <w:pStyle w:val="RequiredOutput"/>
       </w:pPr>
       <w:r>
-        <w:t>+----+----------------------------------------+-----------------+----------+</w:t>
+        <w:t>+----+------------------------------------------+-----------------+----------+</w:t>
       </w:r>
     </w:p>
     <w:p>
@@ -25223,7 +26481,7 @@
         <w:keepNext/>
       </w:pPr>
       <w:r>
-        <w:t>With the two Grace Hopper contacts added after Ada King, and exit code 1:</w:t>
+        <w:t>With the two Grace Hopper contacts added after Ada King, and exit code 1. These are the C programs' lines; every other language shows its own table's name, such as contacts_go, in place of contacts_c.</w:t>
       </w:r>
     </w:p>
     <w:p>
@@ -25264,7 +26522,7 @@
         <w:keepNext/>
       </w:pPr>
       <w:r>
-        <w:t>INSERT INTO contacts (name, email, phone)</w:t>
+        <w:t>INSERT INTO contacts_c (name, email, phone)</w:t>
       </w:r>
     </w:p>
     <w:p>
@@ -25273,7 +26531,7 @@
         <w:keepNext/>
       </w:pPr>
       <w:r>
-        <w:t>VALUES ('x', 'y', 'z'); DROP TABLE contacts; --', 'eve@example.com', '555-0199')</w:t>
+        <w:t>VALUES ('x', 'y', 'z'); DROP TABLE contacts_c; --',</w:t>
       </w:r>
     </w:p>
     <w:p>
@@ -25282,7 +26540,7 @@
         <w:keepNext/>
       </w:pPr>
       <w:r>
-        <w:t>Inserted x', 'y', 'z'); DROP TABLE contacts; -- with id 2</w:t>
+        <w:t>'eve@example.com', '555-0199')</w:t>
       </w:r>
     </w:p>
     <w:p>
@@ -25291,6 +26549,15 @@
         <w:keepNext/>
       </w:pPr>
       <w:r>
+        <w:t>Inserted x', 'y', 'z'); DROP TABLE contacts_c; -- with id 2</w:t>
+      </w:r>
+    </w:p>
+    <w:p>
+      <w:pPr>
+        <w:pStyle w:val="RequiredOutput"/>
+        <w:keepNext/>
+      </w:pPr>
+      <w:r>
         <w:t>Error: email must have one @ and a dot after it</w:t>
       </w:r>
     </w:p>
@@ -25309,7 +26576,7 @@
         <w:keepNext/>
       </w:pPr>
       <w:r>
-        <w:t>Error: Duplicate entry 'ada@example.com' for key 'contacts.email'</w:t>
+        <w:t>Error: Duplicate entry 'ada@example.com' for key 'contacts_c.email'</w:t>
       </w:r>
     </w:p>
     <w:p>
@@ -25443,7 +26710,7 @@
         <w:keepNext/>
       </w:pPr>
       <w:r>
-        <w:t>With an empty phone stored as NULL and Alan Turing added at the end, and exit code 1:</w:t>
+        <w:t>With an empty phone stored as NULL and Alan Turing added at the end, and exit code 1. These are the C programs' lines; every other language shows its own table's name, such as contacts_go, in place of contacts_c.</w:t>
       </w:r>
     </w:p>
     <w:p>
@@ -25484,7 +26751,7 @@
         <w:keepNext/>
       </w:pPr>
       <w:r>
-        <w:t>INSERT INTO contacts (name, email, phone)</w:t>
+        <w:t>INSERT INTO contacts_c (name, email, phone)</w:t>
       </w:r>
     </w:p>
     <w:p>
@@ -25493,7 +26760,7 @@
         <w:keepNext/>
       </w:pPr>
       <w:r>
-        <w:t>VALUES ('x', 'y', 'z'); DROP TABLE contacts; --', 'eve@example.com', '555-0199')</w:t>
+        <w:t>VALUES ('x', 'y', 'z'); DROP TABLE contacts_c; --',</w:t>
       </w:r>
     </w:p>
     <w:p>
@@ -25502,7 +26769,7 @@
         <w:keepNext/>
       </w:pPr>
       <w:r>
-        <w:t>Inserted x', 'y', 'z'); DROP TABLE contacts; -- with id 2</w:t>
+        <w:t>'eve@example.com', '555-0199')</w:t>
       </w:r>
     </w:p>
     <w:p>
@@ -25511,6 +26778,15 @@
         <w:keepNext/>
       </w:pPr>
       <w:r>
+        <w:t>Inserted x', 'y', 'z'); DROP TABLE contacts_c; -- with id 2</w:t>
+      </w:r>
+    </w:p>
+    <w:p>
+      <w:pPr>
+        <w:pStyle w:val="RequiredOutput"/>
+        <w:keepNext/>
+      </w:pPr>
+      <w:r>
         <w:t>Error: email must have one @ and a dot after it</w:t>
       </w:r>
     </w:p>
@@ -25529,7 +26805,7 @@
         <w:keepNext/>
       </w:pPr>
       <w:r>
-        <w:t>Error: Duplicate entry 'ada@example.com' for key 'contacts.email'</w:t>
+        <w:t>Error: Duplicate entry 'ada@example.com' for key 'contacts_c.email'</w:t>
       </w:r>
     </w:p>
     <w:p>
@@ -25563,7 +26839,7 @@
         <w:keepNext/>
       </w:pPr>
       <w:r>
-        <w:t>With both changes, Grace's lines come first, Alan gets the next id, and the exit code is 1:</w:t>
+        <w:t>With both changes, Grace's lines come first, Alan gets the next id, and the exit code is 1. These are the C programs' lines; every other language shows its own table's name, such as contacts_go, in place of contacts_c.</w:t>
       </w:r>
     </w:p>
     <w:p>
@@ -25604,7 +26880,7 @@
         <w:keepNext/>
       </w:pPr>
       <w:r>
-        <w:t>INSERT INTO contacts (name, email, phone)</w:t>
+        <w:t>INSERT INTO contacts_c (name, email, phone)</w:t>
       </w:r>
     </w:p>
     <w:p>
@@ -25613,7 +26889,7 @@
         <w:keepNext/>
       </w:pPr>
       <w:r>
-        <w:t>VALUES ('x', 'y', 'z'); DROP TABLE contacts; --', 'eve@example.com', '555-0199')</w:t>
+        <w:t>VALUES ('x', 'y', 'z'); DROP TABLE contacts_c; --',</w:t>
       </w:r>
     </w:p>
     <w:p>
@@ -25622,7 +26898,7 @@
         <w:keepNext/>
       </w:pPr>
       <w:r>
-        <w:t>Inserted x', 'y', 'z'); DROP TABLE contacts; -- with id 2</w:t>
+        <w:t>'eve@example.com', '555-0199')</w:t>
       </w:r>
     </w:p>
     <w:p>
@@ -25631,6 +26907,15 @@
         <w:keepNext/>
       </w:pPr>
       <w:r>
+        <w:t>Inserted x', 'y', 'z'); DROP TABLE contacts_c; -- with id 2</w:t>
+      </w:r>
+    </w:p>
+    <w:p>
+      <w:pPr>
+        <w:pStyle w:val="RequiredOutput"/>
+        <w:keepNext/>
+      </w:pPr>
+      <w:r>
         <w:t>Error: email must have one @ and a dot after it</w:t>
       </w:r>
     </w:p>
@@ -25649,7 +26934,7 @@
         <w:keepNext/>
       </w:pPr>
       <w:r>
-        <w:t>Error: Duplicate entry 'ada@example.com' for key 'contacts.email'</w:t>
+        <w:t>Error: Duplicate entry 'ada@example.com' for key 'contacts_c.email'</w:t>
       </w:r>
     </w:p>
     <w:p>

--- a/Volume 1/Chapter 04 - Databases/SPA_Vol1_Ch4_Lesson4_5_INSERT.docx
+++ b/Volume 1/Chapter 04 - Databases/SPA_Vol1_Ch4_Lesson4_5_INSERT.docx
@@ -260,7 +260,11 @@
         <w:pStyle w:val="ListBullet"/>
       </w:pPr>
       <w:r>
-        <w:t>The programs never empty or reset the table; they only add to it, as the Chapter 4 project will. Setup owns the database's state: the Data Reset in Project Setup puts the contacts table into a known state, empty, so the first contact added gets id 1. Each Build and Run block runs it again before its program, because a second run without it finds Ada Lovelace's email already there.</w:t>
+        <w:t xml:space="preserve">The programs never empty or reset the table; they only add to it, as the Chapter 4 project will. Setup owns the database's state: the Data Reset in Project Setup puts the contacts table into a known state, empty, so </w:t>
+      </w:r>
+      <w:r>
+        <w:lastRenderedPageBreak/>
+        <w:t>the first contact added gets id 1. Each Build and Run block runs it again before its program, because a second run without it finds Ada Lovelace's email already there.</w:t>
       </w:r>
     </w:p>
     <w:p>
@@ -452,7 +456,7 @@
         <w:keepNext/>
       </w:pPr>
       <w:r>
-        <w:t>Valid: INSERT with Placeholders, the Values Sent Apart from the SQL</w:t>
+        <w:t>Valid: INSERT with Placeholders, Each Value Passed as a Parameter</w:t>
       </w:r>
     </w:p>
     <w:p>
@@ -535,7 +539,11 @@
         <w:pStyle w:val="ListBullet"/>
       </w:pPr>
       <w:r>
-        <w:t>The Production-Minded version connects through Lesson 4.2's connect_database (connectDatabase, ConnectDatabase); a failed connection prints Error lines on the error stream and ends with exit code 1, and the connection is closed with its cleanup form. A contact that was not added also makes the run end with exit code 1, after every contact has been tried; the Basic version ends with exit code 0.</w:t>
+        <w:t xml:space="preserve">The Production-Minded version connects through Lesson 4.2's connect_database (connectDatabase, ConnectDatabase); a failed connection prints Error lines on the error stream and ends with exit code 1, and </w:t>
+      </w:r>
+      <w:r>
+        <w:lastRenderedPageBreak/>
+        <w:t>the connection is closed with its cleanup form. A contact that was not added also makes the run end with exit code 1, after every contact has been tried; the Basic version ends with exit code 0.</w:t>
       </w:r>
     </w:p>
     <w:p>
@@ -3899,7 +3907,7 @@
         <w:pStyle w:val="SourceCode"/>
       </w:pPr>
       <w:r>
-        <w:t xml:space="preserve">    // row, an unsigned long long (a never-negative 64-bit whole number).</w:t>
+        <w:t xml:space="preserve">    // row, an unsigned long long (never negative, 64-bit); %llu prints it.</w:t>
       </w:r>
     </w:p>
     <w:p>
@@ -3952,23 +3960,23 @@
         <w:pStyle w:val="SourceCode"/>
       </w:pPr>
       <w:r>
-        <w:t>// C trims text in place, so each value is first copied into an array of</w:t>
-      </w:r>
-    </w:p>
-    <w:p>
-      <w:pPr>
-        <w:pStyle w:val="SourceCode"/>
-      </w:pPr>
-      <w:r>
-        <w:t>// this function's own. 256 bytes is more than every limit, so a value cut</w:t>
-      </w:r>
-    </w:p>
-    <w:p>
-      <w:pPr>
-        <w:pStyle w:val="SourceCode"/>
-      </w:pPr>
-      <w:r>
-        <w:t>// short by snprintf still fails its length check.</w:t>
+        <w:t>// C trims in place, and a string literal must never be changed, so each</w:t>
+      </w:r>
+    </w:p>
+    <w:p>
+      <w:pPr>
+        <w:pStyle w:val="SourceCode"/>
+      </w:pPr>
+      <w:r>
+        <w:t>// value is first copied into an array of this function's own. 256 bytes is</w:t>
+      </w:r>
+    </w:p>
+    <w:p>
+      <w:pPr>
+        <w:pStyle w:val="SourceCode"/>
+      </w:pPr>
+      <w:r>
+        <w:t>// more than every limit, so a value cut short still fails its length check.</w:t>
       </w:r>
     </w:p>
     <w:p>
@@ -15285,7 +15293,7 @@
         <w:pStyle w:val="SourceCode"/>
       </w:pPr>
       <w:r>
-        <w:t xml:space="preserve">    // is the one character there (Lesson 2.7), and strings.Contains</w:t>
+        <w:t xml:space="preserve">    // is the one character there (Lesson 2.6), and strings.Contains</w:t>
       </w:r>
     </w:p>
     <w:p>
@@ -18316,7 +18324,7 @@
         <w:pStyle w:val="ListBullet"/>
       </w:pPr>
       <w:r>
-        <w:t>phone[position:position+1] is the one character at position, as text (Lesson 2.7), and strings.Contains reports whether the allowed list contains it. Go's len counts bytes, and a letter such as é takes two, so it is checked byte by byte; neither byte is in the list, so it is rejected, as it should be.</w:t>
+        <w:t>phone[position:position+1] is the one character at position, as text (Lesson 2.6), and strings.Contains reports whether the allowed list contains it. Go's len counts bytes, and a letter such as é takes two, so it is checked byte by byte; neither byte is in the list, so it is rejected, as it should be.</w:t>
       </w:r>
     </w:p>
     <w:p>
@@ -18472,39 +18480,39 @@
         <w:pStyle w:val="SourceCode"/>
       </w:pPr>
       <w:r>
-        <w:t># The INSERT statement, with one placeholder per value. Each %s marks a</w:t>
-      </w:r>
-    </w:p>
-    <w:p>
-      <w:pPr>
-        <w:pStyle w:val="SourceCode"/>
-      </w:pPr>
-      <w:r>
-        <w:t># place where a value goes. The values are passed separately, and the</w:t>
-      </w:r>
-    </w:p>
-    <w:p>
-      <w:pPr>
-        <w:pStyle w:val="SourceCode"/>
-      </w:pPr>
-      <w:r>
-        <w:t># connector puts each one in its place itself, quoted and escaped, so no</w:t>
-      </w:r>
-    </w:p>
-    <w:p>
-      <w:pPr>
-        <w:pStyle w:val="SourceCode"/>
-      </w:pPr>
-      <w:r>
-        <w:t># value can ever change the statement. This %s belongs to the connector,</w:t>
-      </w:r>
-    </w:p>
-    <w:p>
-      <w:pPr>
-        <w:pStyle w:val="SourceCode"/>
-      </w:pPr>
-      <w:r>
-        <w:t># not to Python's % text formatting: never put the values in yourself.</w:t>
+        <w:t># The INSERT statement, one placeholder per value. Remember, literals side</w:t>
+      </w:r>
+    </w:p>
+    <w:p>
+      <w:pPr>
+        <w:pStyle w:val="SourceCode"/>
+      </w:pPr>
+      <w:r>
+        <w:t># by side join into one string. Each %s marks a place for a value; the</w:t>
+      </w:r>
+    </w:p>
+    <w:p>
+      <w:pPr>
+        <w:pStyle w:val="SourceCode"/>
+      </w:pPr>
+      <w:r>
+        <w:t># values go separately, and the connector puts each in itself, quoted and</w:t>
+      </w:r>
+    </w:p>
+    <w:p>
+      <w:pPr>
+        <w:pStyle w:val="SourceCode"/>
+      </w:pPr>
+      <w:r>
+        <w:t># escaped, so no value can change the statement. This %s is the connector's,</w:t>
+      </w:r>
+    </w:p>
+    <w:p>
+      <w:pPr>
+        <w:pStyle w:val="SourceCode"/>
+      </w:pPr>
+      <w:r>
+        <w:t># not Python's % text formatting: never put the values in yourself.</w:t>
       </w:r>
     </w:p>
     <w:p>
@@ -27075,10 +27083,10 @@
     </w:p>
     <w:p>
       <w:r>
-        <w:t>An INSERT names the table, lists its columns, and gives one value per column; AUTO_INCREMENT chooses the id, and each connector hands it back, through mysql_stmt_insert_id, LAST_INSERT_ID(), LastInsertedId, LastInsertId, lastrowid, or insertId. Values from outside never go into the SQL text: joined in, a single quote turns a name into a statement, as the printed attack showed. They travel as parameters, in each language's placeholder form, and the attack is stored as harmless text. Before sending, every val</w:t>
-      </w:r>
-      <w:r>
-        <w:t>ue is trimmed and validated against the columns' rules, a phone may hold only digits, spaces, and + - ( ), and rejected input becomes a clear Error line. Validation keeps wrong data out, parameters keep data from becoming SQL, and the database's UNIQUE email has the last word. Lesson 4.6 reads the stored contacts back into the program.</w:t>
+        <w:t>An INSERT names the table, lists its columns, and gives one value per column; AUTO_INCREMENT chooses the id, and each connector hands it back, through mysql_stmt_insert_id, LAST_INSERT_ID(), LastInsertedId, LastInsertId, lastrowid, or insertId. Your program never joins values from outside into the SQL text: joined in, a single quote turns a name into a statement, as the printed attack showed. They travel as parameters, in each language's placeholder form, and the attack is stored as harmless text. Before se</w:t>
+      </w:r>
+      <w:r>
+        <w:t>nding, every value is trimmed and validated against the columns' rules, a phone may hold only digits, spaces, and + - ( ), and rejected input becomes a clear Error line. Validation keeps wrong data out, parameters keep data from becoming SQL, and the database's UNIQUE email has the last word. Lesson 4.6 reads the stored contacts back into the program.</w:t>
       </w:r>
     </w:p>
     <w:sectPr>
@@ -27264,31 +27272,31 @@
       </w:rPr>
     </w:lvl>
   </w:abstractNum>
-  <w:num w:numId="1" w16cid:durableId="480541999">
+  <w:num w:numId="1" w16cid:durableId="220409252">
     <w:abstractNumId w:val="8"/>
   </w:num>
-  <w:num w:numId="2" w16cid:durableId="612178870">
+  <w:num w:numId="2" w16cid:durableId="900167726">
     <w:abstractNumId w:val="6"/>
   </w:num>
-  <w:num w:numId="3" w16cid:durableId="1967933457">
+  <w:num w:numId="3" w16cid:durableId="1941179818">
     <w:abstractNumId w:val="5"/>
   </w:num>
-  <w:num w:numId="4" w16cid:durableId="995494157">
+  <w:num w:numId="4" w16cid:durableId="1116362885">
     <w:abstractNumId w:val="4"/>
   </w:num>
-  <w:num w:numId="5" w16cid:durableId="1807775766">
+  <w:num w:numId="5" w16cid:durableId="1668287524">
     <w:abstractNumId w:val="7"/>
   </w:num>
-  <w:num w:numId="6" w16cid:durableId="1834560475">
+  <w:num w:numId="6" w16cid:durableId="1931693420">
     <w:abstractNumId w:val="3"/>
   </w:num>
-  <w:num w:numId="7" w16cid:durableId="846015458">
+  <w:num w:numId="7" w16cid:durableId="1723092755">
     <w:abstractNumId w:val="2"/>
   </w:num>
-  <w:num w:numId="8" w16cid:durableId="1639843164">
+  <w:num w:numId="8" w16cid:durableId="1422752687">
     <w:abstractNumId w:val="1"/>
   </w:num>
-  <w:num w:numId="9" w16cid:durableId="478694324">
+  <w:num w:numId="9" w16cid:durableId="81413562">
     <w:abstractNumId w:val="0"/>
   </w:num>
 </w:numbering>
